--- a/05-animáció/Sprite-Ütközés.docx
+++ b/05-animáció/Sprite-Ütközés.docx
@@ -1,38 +1,156 @@
 
 <file path=word/document.xml><?xml version="1.0" encoding="utf-8"?>
-<w:document xmlns:w="http://schemas.openxmlformats.org/wordprocessingml/2006/main" xmlns:m="http://schemas.openxmlformats.org/officeDocument/2006/math" xmlns:r="http://schemas.openxmlformats.org/officeDocument/2006/relationships" xmlns:o="urn:schemas-microsoft-com:office:office" xmlns:v="urn:schemas-microsoft-com:vml" xmlns:w10="urn:schemas-microsoft-com:office:word" xmlns:a="http://schemas.openxmlformats.org/drawingml/2006/main" xmlns:pic="http://schemas.openxmlformats.org/drawingml/2006/picture" xmlns:wp="http://schemas.openxmlformats.org/drawingml/2006/wordprocessingDrawing">
+<w:document xmlns:wpc="http://schemas.microsoft.com/office/word/2010/wordprocessingCanvas" xmlns:cx="http://schemas.microsoft.com/office/drawing/2014/chartex" xmlns:cx1="http://schemas.microsoft.com/office/drawing/2015/9/8/chartex" xmlns:cx2="http://schemas.microsoft.com/office/drawing/2015/10/21/chartex" xmlns:cx3="http://schemas.microsoft.com/office/drawing/2016/5/9/chartex" xmlns:cx4="http://schemas.microsoft.com/office/drawing/2016/5/10/chartex" xmlns:cx5="http://schemas.microsoft.com/office/drawing/2016/5/11/chartex" xmlns:cx6="http://schemas.microsoft.com/office/drawing/2016/5/12/chartex" xmlns:cx7="http://schemas.microsoft.com/office/drawing/2016/5/13/chartex" xmlns:cx8="http://schemas.microsoft.com/office/drawing/2016/5/14/chartex" xmlns:mc="http://schemas.openxmlformats.org/markup-compatibility/2006" xmlns:aink="http://schemas.microsoft.com/office/drawing/2016/ink" xmlns:am3d="http://schemas.microsoft.com/office/drawing/2017/model3d" xmlns:o="urn:schemas-microsoft-com:office:office" xmlns:r="http://schemas.openxmlformats.org/officeDocument/2006/relationships" xmlns:m="http://schemas.openxmlformats.org/officeDocument/2006/math" xmlns:v="urn:schemas-microsoft-com:vml" xmlns:wp14="http://schemas.microsoft.com/office/word/2010/wordprocessingDrawing" xmlns:wp="http://schemas.openxmlformats.org/drawingml/2006/wordprocessingDrawing" xmlns:w10="urn:schemas-microsoft-com:office:word" xmlns:w="http://schemas.openxmlformats.org/wordprocessingml/2006/main" xmlns:w14="http://schemas.microsoft.com/office/word/2010/wordml" xmlns:w15="http://schemas.microsoft.com/office/word/2012/wordml" xmlns:w16cid="http://schemas.microsoft.com/office/word/2016/wordml/cid" xmlns:w16se="http://schemas.microsoft.com/office/word/2015/wordml/symex" xmlns:wpg="http://schemas.microsoft.com/office/word/2010/wordprocessingGroup" xmlns:wpi="http://schemas.microsoft.com/office/word/2010/wordprocessingInk" xmlns:wne="http://schemas.microsoft.com/office/word/2006/wordml" xmlns:wps="http://schemas.microsoft.com/office/word/2010/wordprocessingShape" mc:Ignorable="w14 w15 w16se w16cid wp14">
   <w:body>
-    <w:bookmarkStart w:id="29" w:name="sprite-ütközések-áttekintése"/>
-    <w:p>
-      <w:pPr>
-        <w:pStyle w:val="Heading1"/>
-      </w:pPr>
-      <w:r>
-        <w:t xml:space="preserve">🎮 Sprite ütközések áttekintése</w:t>
-      </w:r>
-    </w:p>
-    <w:p>
-      <w:r>
-        <w:pict>
-          <v:rect style="width:0;height:1.5pt" o:hralign="center" o:hrstd="t" o:hr="t"/>
-        </w:pict>
-      </w:r>
-    </w:p>
-    <w:bookmarkStart w:id="20" w:name="oldal-a-sprite-mint-grafikai-elem"/>
-    <w:p>
-      <w:pPr>
-        <w:pStyle w:val="Heading2"/>
-      </w:pPr>
-      <w:r>
-        <w:t xml:space="preserve">1. oldal – A sprite mint grafikai elem</w:t>
-      </w:r>
+    <w:p>
+      <w:pPr>
+        <w:pStyle w:val="Cmsor1"/>
+        <w:spacing w:before="0" w:after="0"/>
+        <w:jc w:val="center"/>
+        <w:rPr>
+          <w:rFonts w:ascii="Verdana" w:hAnsi="Verdana"/>
+          <w:b/>
+          <w:color w:val="auto"/>
+          <w:sz w:val="52"/>
+        </w:rPr>
+      </w:pPr>
+      <w:bookmarkStart w:id="0" w:name="sprite-ütközések-áttekintése"/>
+      <w:r>
+        <w:rPr>
+          <w:rFonts w:ascii="Verdana" w:hAnsi="Verdana"/>
+          <w:b/>
+          <w:color w:val="auto"/>
+          <w:sz w:val="52"/>
+        </w:rPr>
+        <w:t xml:space="preserve">Sprite (2D </w:t>
+      </w:r>
+      <w:proofErr w:type="spellStart"/>
+      <w:r>
+        <w:rPr>
+          <w:rFonts w:ascii="Verdana" w:hAnsi="Verdana"/>
+          <w:b/>
+          <w:color w:val="auto"/>
+          <w:sz w:val="52"/>
+        </w:rPr>
+        <w:t>alakzatok</w:t>
+      </w:r>
+      <w:proofErr w:type="spellEnd"/>
+      <w:r>
+        <w:rPr>
+          <w:rFonts w:ascii="Verdana" w:hAnsi="Verdana"/>
+          <w:b/>
+          <w:color w:val="auto"/>
+          <w:sz w:val="52"/>
+        </w:rPr>
+        <w:t>)</w:t>
+      </w:r>
+    </w:p>
+    <w:p>
+      <w:pPr>
+        <w:pStyle w:val="Cmsor1"/>
+        <w:spacing w:before="0" w:after="0"/>
+        <w:jc w:val="center"/>
+        <w:rPr>
+          <w:rFonts w:ascii="Verdana" w:hAnsi="Verdana"/>
+          <w:b/>
+          <w:color w:val="auto"/>
+          <w:sz w:val="52"/>
+        </w:rPr>
+      </w:pPr>
+      <w:proofErr w:type="spellStart"/>
+      <w:r>
+        <w:rPr>
+          <w:rFonts w:ascii="Verdana" w:hAnsi="Verdana"/>
+          <w:b/>
+          <w:color w:val="auto"/>
+          <w:sz w:val="52"/>
+        </w:rPr>
+        <w:t>ütközések</w:t>
+      </w:r>
+      <w:proofErr w:type="spellEnd"/>
+      <w:r>
+        <w:rPr>
+          <w:rFonts w:ascii="Verdana" w:hAnsi="Verdana"/>
+          <w:b/>
+          <w:color w:val="auto"/>
+          <w:sz w:val="52"/>
+        </w:rPr>
+        <w:t xml:space="preserve"> </w:t>
+      </w:r>
+      <w:proofErr w:type="spellStart"/>
+      <w:r>
+        <w:rPr>
+          <w:rFonts w:ascii="Verdana" w:hAnsi="Verdana"/>
+          <w:b/>
+          <w:color w:val="auto"/>
+          <w:sz w:val="52"/>
+        </w:rPr>
+        <w:t>áttekintése</w:t>
+      </w:r>
+      <w:proofErr w:type="spellEnd"/>
+    </w:p>
+    <w:p>
+      <w:pPr>
+        <w:rPr>
+          <w:rFonts w:ascii="Verdana" w:hAnsi="Verdana"/>
+        </w:rPr>
+      </w:pPr>
+    </w:p>
+    <w:p>
+      <w:pPr>
+        <w:pStyle w:val="Cmsor2"/>
+        <w:rPr>
+          <w:rFonts w:ascii="Verdana" w:hAnsi="Verdana"/>
+          <w:color w:val="auto"/>
+        </w:rPr>
+      </w:pPr>
+      <w:bookmarkStart w:id="1" w:name="oldal-a-sprite-mint-grafikai-elem"/>
+      <w:r>
+        <w:rPr>
+          <w:rFonts w:ascii="Verdana" w:hAnsi="Verdana"/>
+          <w:color w:val="auto"/>
+        </w:rPr>
+        <w:t xml:space="preserve">1. </w:t>
+      </w:r>
+      <w:r>
+        <w:rPr>
+          <w:rFonts w:ascii="Verdana" w:hAnsi="Verdana"/>
+          <w:color w:val="auto"/>
+        </w:rPr>
+        <w:t xml:space="preserve">A sprite mint </w:t>
+      </w:r>
+      <w:proofErr w:type="spellStart"/>
+      <w:r>
+        <w:rPr>
+          <w:rFonts w:ascii="Verdana" w:hAnsi="Verdana"/>
+          <w:color w:val="auto"/>
+        </w:rPr>
+        <w:t>grafikai</w:t>
+      </w:r>
+      <w:proofErr w:type="spellEnd"/>
+      <w:r>
+        <w:rPr>
+          <w:rFonts w:ascii="Verdana" w:hAnsi="Verdana"/>
+          <w:color w:val="auto"/>
+        </w:rPr>
+        <w:t xml:space="preserve"> elem</w:t>
+      </w:r>
+      <w:bookmarkStart w:id="2" w:name="_GoBack"/>
+      <w:bookmarkEnd w:id="2"/>
     </w:p>
     <w:p>
       <w:pPr>
         <w:pStyle w:val="FirstParagraph"/>
-      </w:pPr>
-      <w:r>
-        <w:t xml:space="preserve">A sprite egy kétdimenziós grafikai objektum, amelyet játékokban és animációkban használnak. A sprite lehet:</w:t>
+        <w:spacing w:before="120" w:after="0"/>
+        <w:rPr>
+          <w:rFonts w:ascii="Verdana" w:hAnsi="Verdana"/>
+        </w:rPr>
+      </w:pPr>
+      <w:r>
+        <w:rPr>
+          <w:rFonts w:ascii="Verdana" w:hAnsi="Verdana"/>
+        </w:rPr>
+        <w:t>A sprite egy kétdimenziós grafikai objektum, amelyet játékokban és animációkban használnak. A sprite lehet:</w:t>
       </w:r>
     </w:p>
     <w:p>
@@ -40,35 +158,60 @@
         <w:pStyle w:val="Compact"/>
         <w:numPr>
           <w:ilvl w:val="0"/>
-          <w:numId w:val="1001"/>
+          <w:numId w:val="2"/>
         </w:numPr>
-      </w:pPr>
-      <w:r>
-        <w:t xml:space="preserve">karakter</w:t>
-      </w:r>
+        <w:spacing w:before="120" w:after="0"/>
+        <w:rPr>
+          <w:rFonts w:ascii="Verdana" w:hAnsi="Verdana"/>
+        </w:rPr>
+        <w:sectPr>
+          <w:footnotePr>
+            <w:numRestart w:val="eachSect"/>
+          </w:footnotePr>
+          <w:pgSz w:w="12240" w:h="15840"/>
+          <w:pgMar w:top="1134" w:right="1247" w:bottom="1134" w:left="1247" w:header="709" w:footer="709" w:gutter="0"/>
+          <w:cols w:space="708"/>
+        </w:sectPr>
+      </w:pPr>
     </w:p>
     <w:p>
       <w:pPr>
         <w:pStyle w:val="Compact"/>
         <w:numPr>
           <w:ilvl w:val="0"/>
-          <w:numId w:val="1001"/>
+          <w:numId w:val="2"/>
         </w:numPr>
-      </w:pPr>
-      <w:r>
-        <w:t xml:space="preserve">ellenfél</w:t>
-      </w:r>
+        <w:spacing w:before="0" w:after="0"/>
+        <w:rPr>
+          <w:rFonts w:ascii="Verdana" w:hAnsi="Verdana"/>
+        </w:rPr>
+      </w:pPr>
+      <w:proofErr w:type="spellStart"/>
+      <w:r>
+        <w:rPr>
+          <w:rFonts w:ascii="Verdana" w:hAnsi="Verdana"/>
+        </w:rPr>
+        <w:t>karakter</w:t>
+      </w:r>
+      <w:proofErr w:type="spellEnd"/>
     </w:p>
     <w:p>
       <w:pPr>
         <w:pStyle w:val="Compact"/>
         <w:numPr>
           <w:ilvl w:val="0"/>
-          <w:numId w:val="1001"/>
+          <w:numId w:val="2"/>
         </w:numPr>
-      </w:pPr>
-      <w:r>
-        <w:t xml:space="preserve">lövedék</w:t>
+        <w:spacing w:before="0" w:after="0"/>
+        <w:rPr>
+          <w:rFonts w:ascii="Verdana" w:hAnsi="Verdana"/>
+        </w:rPr>
+      </w:pPr>
+      <w:r>
+        <w:rPr>
+          <w:rFonts w:ascii="Verdana" w:hAnsi="Verdana"/>
+        </w:rPr>
+        <w:t>ellenfél</w:t>
       </w:r>
     </w:p>
     <w:p>
@@ -76,19 +219,18 @@
         <w:pStyle w:val="Compact"/>
         <w:numPr>
           <w:ilvl w:val="0"/>
-          <w:numId w:val="1001"/>
+          <w:numId w:val="2"/>
         </w:numPr>
-      </w:pPr>
-      <w:r>
-        <w:t xml:space="preserve">háttérelem</w:t>
-      </w:r>
-    </w:p>
-    <w:p>
-      <w:pPr>
-        <w:pStyle w:val="FirstParagraph"/>
-      </w:pPr>
-      <w:r>
-        <w:t xml:space="preserve">A sprite-ok jellemzői:</w:t>
+        <w:spacing w:before="0" w:after="0"/>
+        <w:rPr>
+          <w:rFonts w:ascii="Verdana" w:hAnsi="Verdana"/>
+        </w:rPr>
+      </w:pPr>
+      <w:r>
+        <w:rPr>
+          <w:rFonts w:ascii="Verdana" w:hAnsi="Verdana"/>
+        </w:rPr>
+        <w:t>lövedék</w:t>
       </w:r>
     </w:p>
     <w:p>
@@ -96,11 +238,65 @@
         <w:pStyle w:val="Compact"/>
         <w:numPr>
           <w:ilvl w:val="0"/>
-          <w:numId w:val="1002"/>
+          <w:numId w:val="2"/>
         </w:numPr>
-      </w:pPr>
-      <w:r>
-        <w:t xml:space="preserve">pozíció (x, y)</w:t>
+        <w:spacing w:before="0" w:after="0"/>
+        <w:rPr>
+          <w:rFonts w:ascii="Verdana" w:hAnsi="Verdana"/>
+        </w:rPr>
+      </w:pPr>
+      <w:r>
+        <w:rPr>
+          <w:rFonts w:ascii="Verdana" w:hAnsi="Verdana"/>
+        </w:rPr>
+        <w:t>háttérelem</w:t>
+      </w:r>
+    </w:p>
+    <w:p>
+      <w:pPr>
+        <w:pStyle w:val="FirstParagraph"/>
+        <w:spacing w:before="0" w:after="0"/>
+        <w:rPr>
+          <w:rFonts w:ascii="Verdana" w:hAnsi="Verdana"/>
+        </w:rPr>
+        <w:sectPr>
+          <w:footnotePr>
+            <w:numRestart w:val="eachSect"/>
+          </w:footnotePr>
+          <w:type w:val="continuous"/>
+          <w:pgSz w:w="12240" w:h="15840"/>
+          <w:pgMar w:top="1417" w:right="1417" w:bottom="1417" w:left="1417" w:header="708" w:footer="708" w:gutter="0"/>
+          <w:cols w:num="2" w:space="708"/>
+        </w:sectPr>
+      </w:pPr>
+    </w:p>
+    <w:p>
+      <w:pPr>
+        <w:pStyle w:val="FirstParagraph"/>
+        <w:spacing w:before="120" w:after="0"/>
+        <w:rPr>
+          <w:rFonts w:ascii="Verdana" w:hAnsi="Verdana"/>
+        </w:rPr>
+      </w:pPr>
+      <w:r>
+        <w:rPr>
+          <w:rFonts w:ascii="Verdana" w:hAnsi="Verdana"/>
+        </w:rPr>
+        <w:t xml:space="preserve">A sprite-ok </w:t>
+      </w:r>
+      <w:proofErr w:type="spellStart"/>
+      <w:r>
+        <w:rPr>
+          <w:rFonts w:ascii="Verdana" w:hAnsi="Verdana"/>
+        </w:rPr>
+        <w:t>jellemzői</w:t>
+      </w:r>
+      <w:proofErr w:type="spellEnd"/>
+      <w:r>
+        <w:rPr>
+          <w:rFonts w:ascii="Verdana" w:hAnsi="Verdana"/>
+        </w:rPr>
+        <w:t>:</w:t>
       </w:r>
     </w:p>
     <w:p>
@@ -108,23 +304,48 @@
         <w:pStyle w:val="Compact"/>
         <w:numPr>
           <w:ilvl w:val="0"/>
-          <w:numId w:val="1002"/>
+          <w:numId w:val="3"/>
         </w:numPr>
-      </w:pPr>
-      <w:r>
-        <w:t xml:space="preserve">méret</w:t>
-      </w:r>
+        <w:spacing w:before="120" w:after="0"/>
+        <w:rPr>
+          <w:rFonts w:ascii="Verdana" w:hAnsi="Verdana"/>
+        </w:rPr>
+        <w:sectPr>
+          <w:footnotePr>
+            <w:numRestart w:val="eachSect"/>
+          </w:footnotePr>
+          <w:type w:val="continuous"/>
+          <w:pgSz w:w="12240" w:h="15840"/>
+          <w:pgMar w:top="1417" w:right="1417" w:bottom="1417" w:left="1417" w:header="708" w:footer="708" w:gutter="0"/>
+          <w:cols w:space="708"/>
+        </w:sectPr>
+      </w:pPr>
     </w:p>
     <w:p>
       <w:pPr>
         <w:pStyle w:val="Compact"/>
         <w:numPr>
           <w:ilvl w:val="0"/>
-          <w:numId w:val="1002"/>
+          <w:numId w:val="3"/>
         </w:numPr>
-      </w:pPr>
-      <w:r>
-        <w:t xml:space="preserve">kép (textúra)</w:t>
+        <w:spacing w:before="0" w:after="0"/>
+        <w:rPr>
+          <w:rFonts w:ascii="Verdana" w:hAnsi="Verdana"/>
+        </w:rPr>
+      </w:pPr>
+      <w:proofErr w:type="spellStart"/>
+      <w:r>
+        <w:rPr>
+          <w:rFonts w:ascii="Verdana" w:hAnsi="Verdana"/>
+        </w:rPr>
+        <w:t>pozíció</w:t>
+      </w:r>
+      <w:proofErr w:type="spellEnd"/>
+      <w:r>
+        <w:rPr>
+          <w:rFonts w:ascii="Verdana" w:hAnsi="Verdana"/>
+        </w:rPr>
+        <w:t xml:space="preserve"> (x, y)</w:t>
       </w:r>
     </w:p>
     <w:p>
@@ -132,52 +353,18 @@
         <w:pStyle w:val="Compact"/>
         <w:numPr>
           <w:ilvl w:val="0"/>
-          <w:numId w:val="1002"/>
+          <w:numId w:val="3"/>
         </w:numPr>
-      </w:pPr>
-      <w:r>
-        <w:t xml:space="preserve">esetenként animáció</w:t>
-      </w:r>
-    </w:p>
-    <w:p>
-      <w:pPr>
-        <w:pStyle w:val="FirstParagraph"/>
-      </w:pPr>
-      <w:r>
-        <w:t xml:space="preserve">A sprite nem csak megjelenítési elem, hanem gyakran logikai objektum is, amely részt vesz a játék fizikájában.</w:t>
-      </w:r>
-    </w:p>
-    <w:p>
-      <w:r>
-        <w:pict>
-          <v:rect style="width:0;height:1.5pt" o:hralign="center" o:hrstd="t" o:hr="t"/>
-        </w:pict>
-      </w:r>
-    </w:p>
-    <w:bookmarkEnd w:id="20"/>
-    <w:bookmarkStart w:id="21" w:name="oldal-az-ütközés-feladata"/>
-    <w:p>
-      <w:pPr>
-        <w:pStyle w:val="Heading2"/>
-      </w:pPr>
-      <w:r>
-        <w:t xml:space="preserve">2. oldal – Az ütközés feladata</w:t>
-      </w:r>
-    </w:p>
-    <w:p>
-      <w:pPr>
-        <w:pStyle w:val="FirstParagraph"/>
-      </w:pPr>
-      <w:r>
-        <w:t xml:space="preserve">Az ütközésvizsgálat (collision detection) célja annak meghatározása, hogy két objektum érintkezik-e.</w:t>
-      </w:r>
-    </w:p>
-    <w:p>
-      <w:pPr>
-        <w:pStyle w:val="BodyText"/>
-      </w:pPr>
-      <w:r>
-        <w:t xml:space="preserve">Feladatai:</w:t>
+        <w:spacing w:before="0" w:after="0"/>
+        <w:rPr>
+          <w:rFonts w:ascii="Verdana" w:hAnsi="Verdana"/>
+        </w:rPr>
+      </w:pPr>
+      <w:r>
+        <w:rPr>
+          <w:rFonts w:ascii="Verdana" w:hAnsi="Verdana"/>
+        </w:rPr>
+        <w:t>méret</w:t>
       </w:r>
     </w:p>
     <w:p>
@@ -185,11 +372,18 @@
         <w:pStyle w:val="Compact"/>
         <w:numPr>
           <w:ilvl w:val="0"/>
-          <w:numId w:val="1003"/>
+          <w:numId w:val="3"/>
         </w:numPr>
-      </w:pPr>
-      <w:r>
-        <w:t xml:space="preserve">fizikai reakciók kezelése (pl. megállás, visszapattanás)</w:t>
+        <w:spacing w:before="0" w:after="0"/>
+        <w:rPr>
+          <w:rFonts w:ascii="Verdana" w:hAnsi="Verdana"/>
+        </w:rPr>
+      </w:pPr>
+      <w:r>
+        <w:rPr>
+          <w:rFonts w:ascii="Verdana" w:hAnsi="Verdana"/>
+        </w:rPr>
+        <w:t>kép (textúra)</w:t>
       </w:r>
     </w:p>
     <w:p>
@@ -197,11 +391,164 @@
         <w:pStyle w:val="Compact"/>
         <w:numPr>
           <w:ilvl w:val="0"/>
-          <w:numId w:val="1003"/>
+          <w:numId w:val="3"/>
         </w:numPr>
-      </w:pPr>
-      <w:r>
-        <w:t xml:space="preserve">események kiváltása (pl. sebzés)</w:t>
+        <w:spacing w:before="0" w:after="0"/>
+        <w:rPr>
+          <w:rFonts w:ascii="Verdana" w:hAnsi="Verdana"/>
+        </w:rPr>
+      </w:pPr>
+      <w:r>
+        <w:rPr>
+          <w:rFonts w:ascii="Verdana" w:hAnsi="Verdana"/>
+        </w:rPr>
+        <w:t>esetenként animáció</w:t>
+      </w:r>
+    </w:p>
+    <w:p>
+      <w:pPr>
+        <w:pStyle w:val="FirstParagraph"/>
+        <w:spacing w:before="0" w:after="0"/>
+        <w:rPr>
+          <w:rFonts w:ascii="Verdana" w:hAnsi="Verdana"/>
+        </w:rPr>
+        <w:sectPr>
+          <w:footnotePr>
+            <w:numRestart w:val="eachSect"/>
+          </w:footnotePr>
+          <w:type w:val="continuous"/>
+          <w:pgSz w:w="12240" w:h="15840"/>
+          <w:pgMar w:top="1417" w:right="1417" w:bottom="1417" w:left="1417" w:header="708" w:footer="708" w:gutter="0"/>
+          <w:cols w:num="2" w:space="708"/>
+        </w:sectPr>
+      </w:pPr>
+    </w:p>
+    <w:p>
+      <w:pPr>
+        <w:pStyle w:val="FirstParagraph"/>
+        <w:spacing w:before="120" w:after="0"/>
+        <w:rPr>
+          <w:rFonts w:ascii="Verdana" w:hAnsi="Verdana"/>
+        </w:rPr>
+      </w:pPr>
+      <w:r>
+        <w:rPr>
+          <w:rFonts w:ascii="Verdana" w:hAnsi="Verdana"/>
+        </w:rPr>
+        <w:t xml:space="preserve">A sprite </w:t>
+      </w:r>
+      <w:proofErr w:type="spellStart"/>
+      <w:r>
+        <w:rPr>
+          <w:rFonts w:ascii="Verdana" w:hAnsi="Verdana"/>
+        </w:rPr>
+        <w:t>nem</w:t>
+      </w:r>
+      <w:proofErr w:type="spellEnd"/>
+      <w:r>
+        <w:rPr>
+          <w:rFonts w:ascii="Verdana" w:hAnsi="Verdana"/>
+        </w:rPr>
+        <w:t xml:space="preserve"> </w:t>
+      </w:r>
+      <w:proofErr w:type="spellStart"/>
+      <w:r>
+        <w:rPr>
+          <w:rFonts w:ascii="Verdana" w:hAnsi="Verdana"/>
+        </w:rPr>
+        <w:t>csak</w:t>
+      </w:r>
+      <w:proofErr w:type="spellEnd"/>
+      <w:r>
+        <w:rPr>
+          <w:rFonts w:ascii="Verdana" w:hAnsi="Verdana"/>
+        </w:rPr>
+        <w:t xml:space="preserve"> megjelenítési elem, hanem gyakran logikai objektum is, amely részt vesz a játék fizikájában.</w:t>
+      </w:r>
+    </w:p>
+    <w:p>
+      <w:pPr>
+        <w:pStyle w:val="Cmsor2"/>
+        <w:rPr>
+          <w:rFonts w:ascii="Verdana" w:hAnsi="Verdana"/>
+          <w:color w:val="auto"/>
+        </w:rPr>
+      </w:pPr>
+      <w:bookmarkStart w:id="3" w:name="oldal-az-ütközés-feladata"/>
+      <w:bookmarkEnd w:id="1"/>
+      <w:r>
+        <w:rPr>
+          <w:rFonts w:ascii="Verdana" w:hAnsi="Verdana"/>
+          <w:color w:val="auto"/>
+        </w:rPr>
+        <w:t xml:space="preserve">2. </w:t>
+      </w:r>
+      <w:r>
+        <w:rPr>
+          <w:rFonts w:ascii="Verdana" w:hAnsi="Verdana"/>
+          <w:color w:val="auto"/>
+        </w:rPr>
+        <w:t xml:space="preserve">Az </w:t>
+      </w:r>
+      <w:proofErr w:type="spellStart"/>
+      <w:r>
+        <w:rPr>
+          <w:rFonts w:ascii="Verdana" w:hAnsi="Verdana"/>
+          <w:color w:val="auto"/>
+        </w:rPr>
+        <w:t>ütközés</w:t>
+      </w:r>
+      <w:proofErr w:type="spellEnd"/>
+      <w:r>
+        <w:rPr>
+          <w:rFonts w:ascii="Verdana" w:hAnsi="Verdana"/>
+          <w:color w:val="auto"/>
+        </w:rPr>
+        <w:t xml:space="preserve"> </w:t>
+      </w:r>
+      <w:proofErr w:type="spellStart"/>
+      <w:r>
+        <w:rPr>
+          <w:rFonts w:ascii="Verdana" w:hAnsi="Verdana"/>
+          <w:color w:val="auto"/>
+        </w:rPr>
+        <w:t>feladata</w:t>
+      </w:r>
+      <w:proofErr w:type="spellEnd"/>
+    </w:p>
+    <w:p>
+      <w:pPr>
+        <w:pStyle w:val="FirstParagraph"/>
+        <w:rPr>
+          <w:rFonts w:ascii="Verdana" w:hAnsi="Verdana"/>
+        </w:rPr>
+      </w:pPr>
+      <w:r>
+        <w:rPr>
+          <w:rFonts w:ascii="Verdana" w:hAnsi="Verdana"/>
+        </w:rPr>
+        <w:t>Az ütközésvizsgálat (collision detection) célja annak meghatározása, ho</w:t>
+      </w:r>
+      <w:r>
+        <w:rPr>
+          <w:rFonts w:ascii="Verdana" w:hAnsi="Verdana"/>
+        </w:rPr>
+        <w:t>gy két objektum érintkezik-e.</w:t>
+      </w:r>
+    </w:p>
+    <w:p>
+      <w:pPr>
+        <w:pStyle w:val="Szvegtrzs"/>
+        <w:spacing w:before="120" w:after="0"/>
+        <w:rPr>
+          <w:rFonts w:ascii="Verdana" w:hAnsi="Verdana"/>
+        </w:rPr>
+      </w:pPr>
+      <w:r>
+        <w:rPr>
+          <w:rFonts w:ascii="Verdana" w:hAnsi="Verdana"/>
+        </w:rPr>
+        <w:t>Feladatai:</w:t>
       </w:r>
     </w:p>
     <w:p>
@@ -209,65 +556,18 @@
         <w:pStyle w:val="Compact"/>
         <w:numPr>
           <w:ilvl w:val="0"/>
-          <w:numId w:val="1003"/>
+          <w:numId w:val="4"/>
         </w:numPr>
-      </w:pPr>
-      <w:r>
-        <w:t xml:space="preserve">játékmenet logika biztosítása</w:t>
-      </w:r>
-    </w:p>
-    <w:p>
-      <w:pPr>
-        <w:pStyle w:val="FirstParagraph"/>
-      </w:pPr>
-      <w:r>
-        <w:t xml:space="preserve">Két fő kérdés:</w:t>
-      </w:r>
-      <w:r>
-        <w:t xml:space="preserve"> </w:t>
-      </w:r>
-      <w:r>
-        <w:t xml:space="preserve">1. Történt-e ütközés?</w:t>
-      </w:r>
-      <w:r>
-        <w:t xml:space="preserve"> </w:t>
-      </w:r>
-      <w:r>
-        <w:t xml:space="preserve">2. Hol és hogyan történt?</w:t>
-      </w:r>
-    </w:p>
-    <w:p>
-      <w:r>
-        <w:pict>
-          <v:rect style="width:0;height:1.5pt" o:hralign="center" o:hrstd="t" o:hr="t"/>
-        </w:pict>
-      </w:r>
-    </w:p>
-    <w:bookmarkEnd w:id="21"/>
-    <w:bookmarkStart w:id="24" w:name="oldal-broad-phase-és-narrow-phase"/>
-    <w:p>
-      <w:pPr>
-        <w:pStyle w:val="Heading2"/>
-      </w:pPr>
-      <w:r>
-        <w:t xml:space="preserve">3. oldal – Broad phase és Narrow phase</w:t>
-      </w:r>
-    </w:p>
-    <w:p>
-      <w:pPr>
-        <w:pStyle w:val="FirstParagraph"/>
-      </w:pPr>
-      <w:r>
-        <w:t xml:space="preserve">Az ütközésvizsgálat gyakran két lépésben történik.</w:t>
-      </w:r>
-    </w:p>
-    <w:bookmarkStart w:id="22" w:name="broad-phase"/>
-    <w:p>
-      <w:pPr>
-        <w:pStyle w:val="Heading3"/>
-      </w:pPr>
-      <w:r>
-        <w:t xml:space="preserve">Broad phase</w:t>
+        <w:spacing w:before="0" w:after="0"/>
+        <w:rPr>
+          <w:rFonts w:ascii="Verdana" w:hAnsi="Verdana"/>
+        </w:rPr>
+      </w:pPr>
+      <w:r>
+        <w:rPr>
+          <w:rFonts w:ascii="Verdana" w:hAnsi="Verdana"/>
+        </w:rPr>
+        <w:t>fizikai reakciók kezelése (pl. megállás, visszapattanás)</w:t>
       </w:r>
     </w:p>
     <w:p>
@@ -275,11 +575,18 @@
         <w:pStyle w:val="Compact"/>
         <w:numPr>
           <w:ilvl w:val="0"/>
-          <w:numId w:val="1004"/>
+          <w:numId w:val="4"/>
         </w:numPr>
-      </w:pPr>
-      <w:r>
-        <w:t xml:space="preserve">Gyors, közelítő vizsgálat</w:t>
+        <w:spacing w:before="0" w:after="0"/>
+        <w:rPr>
+          <w:rFonts w:ascii="Verdana" w:hAnsi="Verdana"/>
+        </w:rPr>
+      </w:pPr>
+      <w:r>
+        <w:rPr>
+          <w:rFonts w:ascii="Verdana" w:hAnsi="Verdana"/>
+        </w:rPr>
+        <w:t>események kiváltása (pl. sebzés)</w:t>
       </w:r>
     </w:p>
     <w:p>
@@ -287,11 +594,112 @@
         <w:pStyle w:val="Compact"/>
         <w:numPr>
           <w:ilvl w:val="0"/>
-          <w:numId w:val="1004"/>
+          <w:numId w:val="4"/>
         </w:numPr>
-      </w:pPr>
-      <w:r>
-        <w:t xml:space="preserve">Cél: kizárni azokat az objektumokat, amelyek biztosan nem ütköznek</w:t>
+        <w:spacing w:before="0" w:after="0"/>
+        <w:rPr>
+          <w:rFonts w:ascii="Verdana" w:hAnsi="Verdana"/>
+        </w:rPr>
+      </w:pPr>
+      <w:r>
+        <w:rPr>
+          <w:rFonts w:ascii="Verdana" w:hAnsi="Verdana"/>
+        </w:rPr>
+        <w:t>játékmenet logika biztosítása</w:t>
+      </w:r>
+    </w:p>
+    <w:p>
+      <w:pPr>
+        <w:pStyle w:val="FirstParagraph"/>
+        <w:rPr>
+          <w:rFonts w:ascii="Verdana" w:hAnsi="Verdana"/>
+        </w:rPr>
+      </w:pPr>
+      <w:r>
+        <w:rPr>
+          <w:rFonts w:ascii="Verdana" w:hAnsi="Verdana"/>
+        </w:rPr>
+        <w:t>Két fő kérdés: 1. Történt-e ütközés? 2. Hol és hogyan történt?</w:t>
+      </w:r>
+    </w:p>
+    <w:p>
+      <w:pPr>
+        <w:pStyle w:val="Cmsor2"/>
+        <w:rPr>
+          <w:rFonts w:ascii="Verdana" w:hAnsi="Verdana"/>
+          <w:color w:val="auto"/>
+        </w:rPr>
+      </w:pPr>
+      <w:bookmarkStart w:id="4" w:name="oldal-broad-phase-és-narrow-phase"/>
+      <w:bookmarkEnd w:id="3"/>
+      <w:r>
+        <w:rPr>
+          <w:rFonts w:ascii="Verdana" w:hAnsi="Verdana"/>
+          <w:color w:val="auto"/>
+        </w:rPr>
+        <w:t xml:space="preserve">3. </w:t>
+      </w:r>
+      <w:r>
+        <w:rPr>
+          <w:rFonts w:ascii="Verdana" w:hAnsi="Verdana"/>
+          <w:color w:val="auto"/>
+        </w:rPr>
+        <w:t xml:space="preserve">Broad phase </w:t>
+      </w:r>
+      <w:proofErr w:type="spellStart"/>
+      <w:r>
+        <w:rPr>
+          <w:rFonts w:ascii="Verdana" w:hAnsi="Verdana"/>
+          <w:color w:val="auto"/>
+        </w:rPr>
+        <w:t>és</w:t>
+      </w:r>
+      <w:proofErr w:type="spellEnd"/>
+      <w:r>
+        <w:rPr>
+          <w:rFonts w:ascii="Verdana" w:hAnsi="Verdana"/>
+          <w:color w:val="auto"/>
+        </w:rPr>
+        <w:t xml:space="preserve"> Narr</w:t>
+      </w:r>
+      <w:r>
+        <w:rPr>
+          <w:rFonts w:ascii="Verdana" w:hAnsi="Verdana"/>
+          <w:color w:val="auto"/>
+        </w:rPr>
+        <w:t>ow phase</w:t>
+      </w:r>
+    </w:p>
+    <w:p>
+      <w:pPr>
+        <w:pStyle w:val="FirstParagraph"/>
+        <w:rPr>
+          <w:rFonts w:ascii="Verdana" w:hAnsi="Verdana"/>
+        </w:rPr>
+      </w:pPr>
+      <w:r>
+        <w:rPr>
+          <w:rFonts w:ascii="Verdana" w:hAnsi="Verdana"/>
+        </w:rPr>
+        <w:t>Az ütközésvizsgálat gyakran két lépésben történik.</w:t>
+      </w:r>
+    </w:p>
+    <w:p>
+      <w:pPr>
+        <w:pStyle w:val="Cmsor3"/>
+        <w:spacing w:before="0" w:after="0"/>
+        <w:rPr>
+          <w:rFonts w:ascii="Verdana" w:hAnsi="Verdana"/>
+          <w:color w:val="auto"/>
+        </w:rPr>
+      </w:pPr>
+      <w:bookmarkStart w:id="5" w:name="broad-phase"/>
+      <w:r>
+        <w:rPr>
+          <w:rFonts w:ascii="Verdana" w:hAnsi="Verdana"/>
+          <w:color w:val="auto"/>
+        </w:rPr>
+        <w:t>Broad phase</w:t>
       </w:r>
     </w:p>
     <w:p>
@@ -299,21 +707,18 @@
         <w:pStyle w:val="Compact"/>
         <w:numPr>
           <w:ilvl w:val="0"/>
-          <w:numId w:val="1004"/>
+          <w:numId w:val="5"/>
         </w:numPr>
-      </w:pPr>
-      <w:r>
-        <w:t xml:space="preserve">Példa: rács alapú felosztás, bounding box</w:t>
-      </w:r>
-    </w:p>
-    <w:bookmarkEnd w:id="22"/>
-    <w:bookmarkStart w:id="23" w:name="narrow-phase"/>
-    <w:p>
-      <w:pPr>
-        <w:pStyle w:val="Heading3"/>
-      </w:pPr>
-      <w:r>
-        <w:t xml:space="preserve">Narrow phase</w:t>
+        <w:spacing w:before="0" w:after="0"/>
+        <w:rPr>
+          <w:rFonts w:ascii="Verdana" w:hAnsi="Verdana"/>
+        </w:rPr>
+      </w:pPr>
+      <w:r>
+        <w:rPr>
+          <w:rFonts w:ascii="Verdana" w:hAnsi="Verdana"/>
+        </w:rPr>
+        <w:t>Gyors, közelítő vizsgálat</w:t>
       </w:r>
     </w:p>
     <w:p>
@@ -321,11 +726,18 @@
         <w:pStyle w:val="Compact"/>
         <w:numPr>
           <w:ilvl w:val="0"/>
-          <w:numId w:val="1005"/>
+          <w:numId w:val="5"/>
         </w:numPr>
-      </w:pPr>
-      <w:r>
-        <w:t xml:space="preserve">Pontos, részletes vizsgálat</w:t>
+        <w:spacing w:before="0" w:after="0"/>
+        <w:rPr>
+          <w:rFonts w:ascii="Verdana" w:hAnsi="Verdana"/>
+        </w:rPr>
+      </w:pPr>
+      <w:r>
+        <w:rPr>
+          <w:rFonts w:ascii="Verdana" w:hAnsi="Verdana"/>
+        </w:rPr>
+        <w:t>Cél: kizárni azokat az objektumokat, amelyek biztosan nem ütköznek</w:t>
       </w:r>
     </w:p>
     <w:p>
@@ -333,11 +745,37 @@
         <w:pStyle w:val="Compact"/>
         <w:numPr>
           <w:ilvl w:val="0"/>
-          <w:numId w:val="1005"/>
+          <w:numId w:val="5"/>
         </w:numPr>
-      </w:pPr>
-      <w:r>
-        <w:t xml:space="preserve">Csak a potenciálisan ütköző objektumokra</w:t>
+        <w:spacing w:before="0" w:after="0"/>
+        <w:rPr>
+          <w:rFonts w:ascii="Verdana" w:hAnsi="Verdana"/>
+        </w:rPr>
+      </w:pPr>
+      <w:r>
+        <w:rPr>
+          <w:rFonts w:ascii="Verdana" w:hAnsi="Verdana"/>
+        </w:rPr>
+        <w:t>Példa: rács alapú felosztás, bounding box</w:t>
+      </w:r>
+    </w:p>
+    <w:p>
+      <w:pPr>
+        <w:pStyle w:val="Cmsor3"/>
+        <w:spacing w:before="120" w:after="0"/>
+        <w:rPr>
+          <w:rFonts w:ascii="Verdana" w:hAnsi="Verdana"/>
+          <w:color w:val="auto"/>
+        </w:rPr>
+      </w:pPr>
+      <w:bookmarkStart w:id="6" w:name="narrow-phase"/>
+      <w:bookmarkEnd w:id="5"/>
+      <w:r>
+        <w:rPr>
+          <w:rFonts w:ascii="Verdana" w:hAnsi="Verdana"/>
+          <w:color w:val="auto"/>
+        </w:rPr>
+        <w:t>Narrow phase</w:t>
       </w:r>
     </w:p>
     <w:p>
@@ -345,85 +783,18 @@
         <w:pStyle w:val="Compact"/>
         <w:numPr>
           <w:ilvl w:val="0"/>
-          <w:numId w:val="1005"/>
+          <w:numId w:val="6"/>
         </w:numPr>
-      </w:pPr>
-      <w:r>
-        <w:t xml:space="preserve">Példa: geometriai metszésvizsgálatok</w:t>
-      </w:r>
-    </w:p>
-    <w:p>
-      <w:pPr>
-        <w:pStyle w:val="FirstParagraph"/>
-      </w:pPr>
-      <w:r>
-        <w:t xml:space="preserve">Ez a kétlépcsős megközelítés jelentősen javítja a teljesítményt.</w:t>
-      </w:r>
-    </w:p>
-    <w:p>
-      <w:r>
-        <w:pict>
-          <v:rect style="width:0;height:1.5pt" o:hralign="center" o:hrstd="t" o:hr="t"/>
-        </w:pict>
-      </w:r>
-    </w:p>
-    <w:bookmarkEnd w:id="23"/>
-    <w:bookmarkEnd w:id="24"/>
-    <w:bookmarkStart w:id="25" w:name="oldal-körök-metszése"/>
-    <w:p>
-      <w:pPr>
-        <w:pStyle w:val="Heading2"/>
-      </w:pPr>
-      <w:r>
-        <w:t xml:space="preserve">4. oldal – Körök metszése</w:t>
-      </w:r>
-    </w:p>
-    <w:p>
-      <w:pPr>
-        <w:pStyle w:val="FirstParagraph"/>
-      </w:pPr>
-      <w:r>
-        <w:t xml:space="preserve">Két kör akkor metszi egymást, ha a középpontjaik távolsága kisebb, mint a sugarak összege.</w:t>
-      </w:r>
-    </w:p>
-    <w:p>
-      <w:pPr>
-        <w:pStyle w:val="BodyText"/>
-      </w:pPr>
-      <w:r>
-        <w:t xml:space="preserve">Feltétel:</w:t>
-      </w:r>
-    </w:p>
-    <w:p>
-      <w:pPr>
-        <w:pStyle w:val="BodyText"/>
-      </w:pPr>
-      <w:r>
-        <w:t xml:space="preserve">Távolság &lt;= r1 + r2</w:t>
-      </w:r>
-    </w:p>
-    <w:p>
-      <w:pPr>
-        <w:pStyle w:val="BodyText"/>
-      </w:pPr>
-      <w:r>
-        <w:t xml:space="preserve">A távolság számítása:</w:t>
-      </w:r>
-    </w:p>
-    <w:p>
-      <w:pPr>
-        <w:pStyle w:val="BodyText"/>
-      </w:pPr>
-      <w:r>
-        <w:t xml:space="preserve">sqrt((x2 - x1)^2 + (y2 - y1)^2)</w:t>
-      </w:r>
-    </w:p>
-    <w:p>
-      <w:pPr>
-        <w:pStyle w:val="BodyText"/>
-      </w:pPr>
-      <w:r>
-        <w:t xml:space="preserve">Előny:</w:t>
+        <w:spacing w:before="0" w:after="0"/>
+        <w:rPr>
+          <w:rFonts w:ascii="Verdana" w:hAnsi="Verdana"/>
+        </w:rPr>
+      </w:pPr>
+      <w:r>
+        <w:rPr>
+          <w:rFonts w:ascii="Verdana" w:hAnsi="Verdana"/>
+        </w:rPr>
+        <w:t>Pontos, részletes vizsgálat</w:t>
       </w:r>
     </w:p>
     <w:p>
@@ -431,19 +802,18 @@
         <w:pStyle w:val="Compact"/>
         <w:numPr>
           <w:ilvl w:val="0"/>
-          <w:numId w:val="1006"/>
+          <w:numId w:val="6"/>
         </w:numPr>
-      </w:pPr>
-      <w:r>
-        <w:t xml:space="preserve">egyszerű és gyors</w:t>
-      </w:r>
-    </w:p>
-    <w:p>
-      <w:pPr>
-        <w:pStyle w:val="FirstParagraph"/>
-      </w:pPr>
-      <w:r>
-        <w:t xml:space="preserve">Hátrány:</w:t>
+        <w:spacing w:before="0" w:after="0"/>
+        <w:rPr>
+          <w:rFonts w:ascii="Verdana" w:hAnsi="Verdana"/>
+        </w:rPr>
+      </w:pPr>
+      <w:r>
+        <w:rPr>
+          <w:rFonts w:ascii="Verdana" w:hAnsi="Verdana"/>
+        </w:rPr>
+        <w:t>Csak a potenciálisan ütköző objektumokra</w:t>
       </w:r>
     </w:p>
     <w:p>
@@ -451,44 +821,229 @@
         <w:pStyle w:val="Compact"/>
         <w:numPr>
           <w:ilvl w:val="0"/>
-          <w:numId w:val="1007"/>
+          <w:numId w:val="6"/>
         </w:numPr>
-      </w:pPr>
-      <w:r>
-        <w:t xml:space="preserve">nem pontos nem kör alakú objektumoknál</w:t>
-      </w:r>
-    </w:p>
-    <w:p>
-      <w:r>
-        <w:pict>
-          <v:rect style="width:0;height:1.5pt" o:hralign="center" o:hrstd="t" o:hr="t"/>
-        </w:pict>
-      </w:r>
-    </w:p>
-    <w:bookmarkEnd w:id="25"/>
-    <w:bookmarkStart w:id="26" w:name="oldal-aabb-axis-aligned-bounding-box"/>
-    <w:p>
-      <w:pPr>
-        <w:pStyle w:val="Heading2"/>
-      </w:pPr>
-      <w:r>
-        <w:t xml:space="preserve">5. oldal – AABB (Axis-Aligned Bounding Box)</w:t>
+        <w:spacing w:before="0" w:after="0"/>
+        <w:rPr>
+          <w:rFonts w:ascii="Verdana" w:hAnsi="Verdana"/>
+        </w:rPr>
+      </w:pPr>
+      <w:r>
+        <w:rPr>
+          <w:rFonts w:ascii="Verdana" w:hAnsi="Verdana"/>
+        </w:rPr>
+        <w:t>Példa: geometriai metszésvizsgálatok</w:t>
       </w:r>
     </w:p>
     <w:p>
       <w:pPr>
         <w:pStyle w:val="FirstParagraph"/>
-      </w:pPr>
-      <w:r>
-        <w:t xml:space="preserve">Az AABB egy tengelyekkel párhuzamos befoglaló téglalap.</w:t>
-      </w:r>
-    </w:p>
-    <w:p>
-      <w:pPr>
-        <w:pStyle w:val="BodyText"/>
-      </w:pPr>
-      <w:r>
-        <w:t xml:space="preserve">Két téglalap akkor metszi egymást, ha:</w:t>
+        <w:rPr>
+          <w:rFonts w:ascii="Verdana" w:hAnsi="Verdana"/>
+        </w:rPr>
+      </w:pPr>
+      <w:r>
+        <w:rPr>
+          <w:rFonts w:ascii="Verdana" w:hAnsi="Verdana"/>
+        </w:rPr>
+        <w:t>Ez a kétlépcsős megközelítés jelentősen javítja a teljesítményt.</w:t>
+      </w:r>
+    </w:p>
+    <w:p>
+      <w:pPr>
+        <w:rPr>
+          <w:rFonts w:ascii="Verdana" w:hAnsi="Verdana"/>
+        </w:rPr>
+      </w:pPr>
+    </w:p>
+    <w:p>
+      <w:pPr>
+        <w:pStyle w:val="Cmsor2"/>
+        <w:rPr>
+          <w:rFonts w:ascii="Verdana" w:hAnsi="Verdana"/>
+          <w:color w:val="auto"/>
+        </w:rPr>
+      </w:pPr>
+      <w:bookmarkStart w:id="7" w:name="oldal-körök-metszése"/>
+      <w:bookmarkEnd w:id="4"/>
+      <w:bookmarkEnd w:id="6"/>
+      <w:r>
+        <w:rPr>
+          <w:rFonts w:ascii="Verdana" w:hAnsi="Verdana"/>
+          <w:color w:val="auto"/>
+        </w:rPr>
+        <w:lastRenderedPageBreak/>
+        <w:t xml:space="preserve">4. </w:t>
+      </w:r>
+      <w:proofErr w:type="spellStart"/>
+      <w:r>
+        <w:rPr>
+          <w:rFonts w:ascii="Verdana" w:hAnsi="Verdana"/>
+          <w:color w:val="auto"/>
+        </w:rPr>
+        <w:t>Körök</w:t>
+      </w:r>
+      <w:proofErr w:type="spellEnd"/>
+      <w:r>
+        <w:rPr>
+          <w:rFonts w:ascii="Verdana" w:hAnsi="Verdana"/>
+          <w:color w:val="auto"/>
+        </w:rPr>
+        <w:t xml:space="preserve"> </w:t>
+      </w:r>
+      <w:proofErr w:type="spellStart"/>
+      <w:r>
+        <w:rPr>
+          <w:rFonts w:ascii="Verdana" w:hAnsi="Verdana"/>
+          <w:color w:val="auto"/>
+        </w:rPr>
+        <w:t>metszése</w:t>
+      </w:r>
+      <w:proofErr w:type="spellEnd"/>
+    </w:p>
+    <w:p>
+      <w:pPr>
+        <w:pStyle w:val="FirstParagraph"/>
+        <w:rPr>
+          <w:rFonts w:ascii="Verdana" w:hAnsi="Verdana"/>
+        </w:rPr>
+      </w:pPr>
+      <w:r>
+        <w:rPr>
+          <w:rFonts w:ascii="Verdana" w:hAnsi="Verdana"/>
+        </w:rPr>
+        <w:t>Két kör akkor metszi egymást, ha a középpontjaik távolsága kisebb, mint a sugarak öss</w:t>
+      </w:r>
+      <w:r>
+        <w:rPr>
+          <w:rFonts w:ascii="Verdana" w:hAnsi="Verdana"/>
+        </w:rPr>
+        <w:t>zege.</w:t>
+      </w:r>
+    </w:p>
+    <w:p>
+      <w:pPr>
+        <w:pStyle w:val="Szvegtrzs"/>
+        <w:rPr>
+          <w:rFonts w:ascii="Consolas" w:hAnsi="Consolas"/>
+        </w:rPr>
+      </w:pPr>
+      <w:proofErr w:type="spellStart"/>
+      <w:r>
+        <w:rPr>
+          <w:rFonts w:ascii="Verdana" w:hAnsi="Verdana"/>
+        </w:rPr>
+        <w:t>Feltétel</w:t>
+      </w:r>
+      <w:proofErr w:type="spellEnd"/>
+      <w:r>
+        <w:rPr>
+          <w:rFonts w:ascii="Verdana" w:hAnsi="Verdana"/>
+        </w:rPr>
+        <w:t>:</w:t>
+      </w:r>
+      <w:r>
+        <w:rPr>
+          <w:rFonts w:ascii="Verdana" w:hAnsi="Verdana"/>
+        </w:rPr>
+        <w:t xml:space="preserve"> </w:t>
+      </w:r>
+      <w:proofErr w:type="spellStart"/>
+      <w:r>
+        <w:rPr>
+          <w:rFonts w:ascii="Consolas" w:hAnsi="Consolas"/>
+        </w:rPr>
+        <w:t>t</w:t>
+      </w:r>
+      <w:r>
+        <w:rPr>
+          <w:rFonts w:ascii="Consolas" w:hAnsi="Consolas"/>
+        </w:rPr>
+        <w:t>ávolság</w:t>
+      </w:r>
+      <w:proofErr w:type="spellEnd"/>
+      <w:r>
+        <w:rPr>
+          <w:rFonts w:ascii="Consolas" w:hAnsi="Consolas"/>
+        </w:rPr>
+        <w:t xml:space="preserve"> &lt;= r1 + r2</w:t>
+      </w:r>
+    </w:p>
+    <w:p>
+      <w:pPr>
+        <w:pStyle w:val="Szvegtrzs"/>
+        <w:rPr>
+          <w:rFonts w:ascii="Verdana" w:hAnsi="Verdana"/>
+        </w:rPr>
+      </w:pPr>
+      <w:r>
+        <w:rPr>
+          <w:rFonts w:ascii="Verdana" w:hAnsi="Verdana"/>
+        </w:rPr>
+        <w:t xml:space="preserve">A </w:t>
+      </w:r>
+      <w:proofErr w:type="spellStart"/>
+      <w:r>
+        <w:rPr>
+          <w:rFonts w:ascii="Verdana" w:hAnsi="Verdana"/>
+        </w:rPr>
+        <w:t>távolság</w:t>
+      </w:r>
+      <w:proofErr w:type="spellEnd"/>
+      <w:r>
+        <w:rPr>
+          <w:rFonts w:ascii="Verdana" w:hAnsi="Verdana"/>
+        </w:rPr>
+        <w:t xml:space="preserve"> </w:t>
+      </w:r>
+      <w:proofErr w:type="spellStart"/>
+      <w:r>
+        <w:rPr>
+          <w:rFonts w:ascii="Verdana" w:hAnsi="Verdana"/>
+        </w:rPr>
+        <w:t>számítása</w:t>
+      </w:r>
+      <w:proofErr w:type="spellEnd"/>
+      <w:r>
+        <w:rPr>
+          <w:rFonts w:ascii="Verdana" w:hAnsi="Verdana"/>
+        </w:rPr>
+        <w:t>:</w:t>
+      </w:r>
+      <w:r>
+        <w:rPr>
+          <w:rFonts w:ascii="Verdana" w:hAnsi="Verdana"/>
+        </w:rPr>
+        <w:t xml:space="preserve"> </w:t>
+      </w:r>
+      <w:proofErr w:type="gramStart"/>
+      <w:r>
+        <w:rPr>
+          <w:rFonts w:ascii="Consolas" w:hAnsi="Consolas"/>
+        </w:rPr>
+        <w:t>sqrt(</w:t>
+      </w:r>
+      <w:proofErr w:type="gramEnd"/>
+      <w:r>
+        <w:rPr>
+          <w:rFonts w:ascii="Consolas" w:hAnsi="Consolas"/>
+        </w:rPr>
+        <w:t>(x2 - x1)^2 + (y2 - y1)^2)</w:t>
+      </w:r>
+    </w:p>
+    <w:p>
+      <w:pPr>
+        <w:pStyle w:val="Szvegtrzs"/>
+        <w:spacing w:before="0" w:after="0"/>
+        <w:rPr>
+          <w:rFonts w:ascii="Verdana" w:hAnsi="Verdana"/>
+        </w:rPr>
+      </w:pPr>
+      <w:r>
+        <w:rPr>
+          <w:rFonts w:ascii="Verdana" w:hAnsi="Verdana"/>
+        </w:rPr>
+        <w:t>Előny:</w:t>
       </w:r>
     </w:p>
     <w:p>
@@ -496,11 +1051,33 @@
         <w:pStyle w:val="Compact"/>
         <w:numPr>
           <w:ilvl w:val="0"/>
-          <w:numId w:val="1008"/>
+          <w:numId w:val="7"/>
         </w:numPr>
-      </w:pPr>
-      <w:r>
-        <w:t xml:space="preserve">az egyik bal oldala kisebb, mint a másik jobb oldala</w:t>
+        <w:spacing w:before="0" w:after="0"/>
+        <w:rPr>
+          <w:rFonts w:ascii="Verdana" w:hAnsi="Verdana"/>
+        </w:rPr>
+      </w:pPr>
+      <w:r>
+        <w:rPr>
+          <w:rFonts w:ascii="Verdana" w:hAnsi="Verdana"/>
+        </w:rPr>
+        <w:t>egyszerű és gyors</w:t>
+      </w:r>
+    </w:p>
+    <w:p>
+      <w:pPr>
+        <w:pStyle w:val="FirstParagraph"/>
+        <w:spacing w:before="120" w:after="0"/>
+        <w:rPr>
+          <w:rFonts w:ascii="Verdana" w:hAnsi="Verdana"/>
+        </w:rPr>
+      </w:pPr>
+      <w:r>
+        <w:rPr>
+          <w:rFonts w:ascii="Verdana" w:hAnsi="Verdana"/>
+        </w:rPr>
+        <w:t>Hátrány:</w:t>
       </w:r>
     </w:p>
     <w:p>
@@ -508,11 +1085,237 @@
         <w:pStyle w:val="Compact"/>
         <w:numPr>
           <w:ilvl w:val="0"/>
-          <w:numId w:val="1008"/>
+          <w:numId w:val="8"/>
         </w:numPr>
-      </w:pPr>
-      <w:r>
-        <w:t xml:space="preserve">és a jobb oldala nagyobb, mint a másik bal oldala</w:t>
+        <w:spacing w:before="0" w:after="0"/>
+        <w:rPr>
+          <w:rFonts w:ascii="Verdana" w:hAnsi="Verdana"/>
+        </w:rPr>
+      </w:pPr>
+      <w:r>
+        <w:rPr>
+          <w:rFonts w:ascii="Verdana" w:hAnsi="Verdana"/>
+        </w:rPr>
+        <w:t>nem pontos nem kör alakú objektumoknál</w:t>
+      </w:r>
+    </w:p>
+    <w:p>
+      <w:pPr>
+        <w:rPr>
+          <w:rFonts w:ascii="Verdana" w:hAnsi="Verdana"/>
+        </w:rPr>
+      </w:pPr>
+    </w:p>
+    <w:p>
+      <w:pPr>
+        <w:pStyle w:val="Cmsor2"/>
+        <w:rPr>
+          <w:rFonts w:ascii="Verdana" w:hAnsi="Verdana"/>
+          <w:color w:val="auto"/>
+        </w:rPr>
+      </w:pPr>
+      <w:bookmarkStart w:id="8" w:name="oldal-aabb-axis-aligned-bounding-box"/>
+      <w:bookmarkEnd w:id="7"/>
+      <w:r>
+        <w:rPr>
+          <w:rFonts w:ascii="Verdana" w:hAnsi="Verdana"/>
+          <w:color w:val="auto"/>
+        </w:rPr>
+        <w:t xml:space="preserve">5. </w:t>
+      </w:r>
+      <w:r>
+        <w:rPr>
+          <w:rFonts w:ascii="Verdana" w:hAnsi="Verdana"/>
+          <w:color w:val="auto"/>
+        </w:rPr>
+        <w:t>AABB (Axis-Aligned Bounding Box)</w:t>
+      </w:r>
+    </w:p>
+    <w:p>
+      <w:pPr>
+        <w:pStyle w:val="FirstParagraph"/>
+        <w:spacing w:before="120" w:after="0"/>
+        <w:rPr>
+          <w:rFonts w:ascii="Verdana" w:hAnsi="Verdana"/>
+        </w:rPr>
+      </w:pPr>
+      <w:r>
+        <w:rPr>
+          <w:rFonts w:ascii="Verdana" w:hAnsi="Verdana"/>
+        </w:rPr>
+        <w:t xml:space="preserve">Az AABB egy </w:t>
+      </w:r>
+      <w:proofErr w:type="spellStart"/>
+      <w:r>
+        <w:rPr>
+          <w:rFonts w:ascii="Verdana" w:hAnsi="Verdana"/>
+        </w:rPr>
+        <w:t>tengelyekkel</w:t>
+      </w:r>
+      <w:proofErr w:type="spellEnd"/>
+      <w:r>
+        <w:rPr>
+          <w:rFonts w:ascii="Verdana" w:hAnsi="Verdana"/>
+        </w:rPr>
+        <w:t xml:space="preserve"> </w:t>
+      </w:r>
+      <w:proofErr w:type="spellStart"/>
+      <w:r>
+        <w:rPr>
+          <w:rFonts w:ascii="Verdana" w:hAnsi="Verdana"/>
+        </w:rPr>
+        <w:t>párhuzamos</w:t>
+      </w:r>
+      <w:proofErr w:type="spellEnd"/>
+      <w:r>
+        <w:rPr>
+          <w:rFonts w:ascii="Verdana" w:hAnsi="Verdana"/>
+        </w:rPr>
+        <w:t xml:space="preserve"> </w:t>
+      </w:r>
+      <w:proofErr w:type="spellStart"/>
+      <w:r>
+        <w:rPr>
+          <w:rFonts w:ascii="Verdana" w:hAnsi="Verdana"/>
+        </w:rPr>
+        <w:t>befoglaló</w:t>
+      </w:r>
+      <w:proofErr w:type="spellEnd"/>
+      <w:r>
+        <w:rPr>
+          <w:rFonts w:ascii="Verdana" w:hAnsi="Verdana"/>
+        </w:rPr>
+        <w:t xml:space="preserve"> </w:t>
+      </w:r>
+      <w:proofErr w:type="spellStart"/>
+      <w:r>
+        <w:rPr>
+          <w:rFonts w:ascii="Verdana" w:hAnsi="Verdana"/>
+        </w:rPr>
+        <w:t>t</w:t>
+      </w:r>
+      <w:r>
+        <w:rPr>
+          <w:rFonts w:ascii="Verdana" w:hAnsi="Verdana"/>
+        </w:rPr>
+        <w:t>églalap</w:t>
+      </w:r>
+      <w:proofErr w:type="spellEnd"/>
+      <w:r>
+        <w:rPr>
+          <w:rFonts w:ascii="Verdana" w:hAnsi="Verdana"/>
+        </w:rPr>
+        <w:t>.</w:t>
+      </w:r>
+      <w:r>
+        <w:rPr>
+          <w:rFonts w:ascii="Verdana" w:hAnsi="Verdana"/>
+        </w:rPr>
+        <w:t xml:space="preserve"> </w:t>
+      </w:r>
+      <w:proofErr w:type="spellStart"/>
+      <w:r>
+        <w:rPr>
+          <w:rFonts w:ascii="Verdana" w:hAnsi="Verdana"/>
+        </w:rPr>
+        <w:t>Lényege</w:t>
+      </w:r>
+      <w:proofErr w:type="spellEnd"/>
+      <w:r>
+        <w:rPr>
+          <w:rFonts w:ascii="Verdana" w:hAnsi="Verdana"/>
+        </w:rPr>
+        <w:t xml:space="preserve"> </w:t>
+      </w:r>
+      <w:proofErr w:type="spellStart"/>
+      <w:r>
+        <w:rPr>
+          <w:rFonts w:ascii="Verdana" w:hAnsi="Verdana"/>
+        </w:rPr>
+        <w:t>az</w:t>
+      </w:r>
+      <w:proofErr w:type="spellEnd"/>
+      <w:r>
+        <w:rPr>
+          <w:rFonts w:ascii="Verdana" w:hAnsi="Verdana"/>
+        </w:rPr>
+        <w:t xml:space="preserve">, </w:t>
+      </w:r>
+      <w:proofErr w:type="spellStart"/>
+      <w:r>
+        <w:rPr>
+          <w:rFonts w:ascii="Verdana" w:hAnsi="Verdana"/>
+        </w:rPr>
+        <w:t>hogy</w:t>
+      </w:r>
+      <w:proofErr w:type="spellEnd"/>
+      <w:r>
+        <w:rPr>
+          <w:rFonts w:ascii="Verdana" w:hAnsi="Verdana"/>
+        </w:rPr>
+        <w:t xml:space="preserve"> </w:t>
+      </w:r>
+      <w:proofErr w:type="spellStart"/>
+      <w:r>
+        <w:rPr>
+          <w:rFonts w:ascii="Verdana" w:hAnsi="Verdana"/>
+        </w:rPr>
+        <w:t>k</w:t>
+      </w:r>
+      <w:r>
+        <w:rPr>
+          <w:rFonts w:ascii="Verdana" w:hAnsi="Verdana"/>
+        </w:rPr>
+        <w:t>ét</w:t>
+      </w:r>
+      <w:proofErr w:type="spellEnd"/>
+      <w:r>
+        <w:rPr>
+          <w:rFonts w:ascii="Verdana" w:hAnsi="Verdana"/>
+        </w:rPr>
+        <w:t xml:space="preserve"> </w:t>
+      </w:r>
+      <w:proofErr w:type="spellStart"/>
+      <w:r>
+        <w:rPr>
+          <w:rFonts w:ascii="Verdana" w:hAnsi="Verdana"/>
+        </w:rPr>
+        <w:t>téglalap</w:t>
+      </w:r>
+      <w:proofErr w:type="spellEnd"/>
+      <w:r>
+        <w:rPr>
+          <w:rFonts w:ascii="Verdana" w:hAnsi="Verdana"/>
+        </w:rPr>
+        <w:t xml:space="preserve"> </w:t>
+      </w:r>
+      <w:proofErr w:type="spellStart"/>
+      <w:r>
+        <w:rPr>
+          <w:rFonts w:ascii="Verdana" w:hAnsi="Verdana"/>
+        </w:rPr>
+        <w:t>akkor</w:t>
+      </w:r>
+      <w:proofErr w:type="spellEnd"/>
+      <w:r>
+        <w:rPr>
+          <w:rFonts w:ascii="Verdana" w:hAnsi="Verdana"/>
+        </w:rPr>
+        <w:t xml:space="preserve"> </w:t>
+      </w:r>
+      <w:proofErr w:type="spellStart"/>
+      <w:r>
+        <w:rPr>
+          <w:rFonts w:ascii="Verdana" w:hAnsi="Verdana"/>
+        </w:rPr>
+        <w:t>metszi</w:t>
+      </w:r>
+      <w:proofErr w:type="spellEnd"/>
+      <w:r>
+        <w:rPr>
+          <w:rFonts w:ascii="Verdana" w:hAnsi="Verdana"/>
+        </w:rPr>
+        <w:t xml:space="preserve"> egymást, ha:</w:t>
       </w:r>
     </w:p>
     <w:p>
@@ -520,51 +1323,204 @@
         <w:pStyle w:val="Compact"/>
         <w:numPr>
           <w:ilvl w:val="0"/>
-          <w:numId w:val="1008"/>
+          <w:numId w:val="9"/>
         </w:numPr>
-      </w:pPr>
-      <w:r>
-        <w:t xml:space="preserve">és hasonló feltételek teljesülnek y irányban</w:t>
-      </w:r>
-    </w:p>
-    <w:p>
-      <w:pPr>
-        <w:pStyle w:val="FirstParagraph"/>
-      </w:pPr>
-      <w:r>
-        <w:t xml:space="preserve">Előny:</w:t>
-      </w:r>
+        <w:rPr>
+          <w:rFonts w:ascii="Verdana" w:hAnsi="Verdana"/>
+        </w:rPr>
+      </w:pPr>
+      <w:r>
+        <w:rPr>
+          <w:rFonts w:ascii="Verdana" w:hAnsi="Verdana"/>
+        </w:rPr>
+        <w:t xml:space="preserve">az egyik </w:t>
+      </w:r>
+      <w:r>
+        <w:rPr>
+          <w:rFonts w:ascii="Verdana" w:hAnsi="Verdana"/>
+        </w:rPr>
+        <w:t xml:space="preserve">x </w:t>
+      </w:r>
+      <w:proofErr w:type="spellStart"/>
+      <w:r>
+        <w:rPr>
+          <w:rFonts w:ascii="Verdana" w:hAnsi="Verdana"/>
+        </w:rPr>
+        <w:t>koordinátája</w:t>
+      </w:r>
+      <w:proofErr w:type="spellEnd"/>
+      <w:r>
+        <w:rPr>
+          <w:rFonts w:ascii="Verdana" w:hAnsi="Verdana"/>
+        </w:rPr>
+        <w:t xml:space="preserve"> </w:t>
+      </w:r>
+      <w:proofErr w:type="spellStart"/>
+      <w:r>
+        <w:rPr>
+          <w:rFonts w:ascii="Verdana" w:hAnsi="Verdana"/>
+        </w:rPr>
+        <w:t>kisebb</w:t>
+      </w:r>
+      <w:proofErr w:type="spellEnd"/>
+      <w:r>
+        <w:rPr>
+          <w:rFonts w:ascii="Verdana" w:hAnsi="Verdana"/>
+        </w:rPr>
+        <w:t xml:space="preserve">, mint a </w:t>
+      </w:r>
+      <w:proofErr w:type="spellStart"/>
+      <w:r>
+        <w:rPr>
+          <w:rFonts w:ascii="Verdana" w:hAnsi="Verdana"/>
+        </w:rPr>
+        <w:t>másik</w:t>
+      </w:r>
+      <w:r>
+        <w:rPr>
+          <w:rFonts w:ascii="Verdana" w:hAnsi="Verdana"/>
+        </w:rPr>
+        <w:t>é</w:t>
+      </w:r>
+      <w:proofErr w:type="spellEnd"/>
     </w:p>
     <w:p>
       <w:pPr>
         <w:pStyle w:val="Compact"/>
         <w:numPr>
           <w:ilvl w:val="0"/>
-          <w:numId w:val="1009"/>
+          <w:numId w:val="9"/>
         </w:numPr>
-      </w:pPr>
-      <w:r>
-        <w:t xml:space="preserve">nagyon gyors</w:t>
-      </w:r>
+        <w:rPr>
+          <w:rFonts w:ascii="Verdana" w:hAnsi="Verdana"/>
+        </w:rPr>
+      </w:pPr>
+      <w:r>
+        <w:rPr>
+          <w:rFonts w:ascii="Verdana" w:hAnsi="Verdana"/>
+        </w:rPr>
+        <w:t xml:space="preserve">és a jobb </w:t>
+      </w:r>
+      <w:proofErr w:type="spellStart"/>
+      <w:r>
+        <w:rPr>
+          <w:rFonts w:ascii="Verdana" w:hAnsi="Verdana"/>
+        </w:rPr>
+        <w:t>oldal</w:t>
+      </w:r>
+      <w:r>
+        <w:rPr>
+          <w:rFonts w:ascii="Verdana" w:hAnsi="Verdana"/>
+        </w:rPr>
+        <w:t>ának</w:t>
+      </w:r>
+      <w:proofErr w:type="spellEnd"/>
+      <w:r>
+        <w:rPr>
+          <w:rFonts w:ascii="Verdana" w:hAnsi="Verdana"/>
+        </w:rPr>
+        <w:t xml:space="preserve"> x </w:t>
+      </w:r>
+      <w:proofErr w:type="spellStart"/>
+      <w:r>
+        <w:rPr>
+          <w:rFonts w:ascii="Verdana" w:hAnsi="Verdana"/>
+        </w:rPr>
+        <w:t>koordinátája</w:t>
+      </w:r>
+      <w:proofErr w:type="spellEnd"/>
+      <w:r>
+        <w:rPr>
+          <w:rFonts w:ascii="Verdana" w:hAnsi="Verdana"/>
+        </w:rPr>
+        <w:t xml:space="preserve"> nagyobb, </w:t>
+      </w:r>
+      <w:r>
+        <w:rPr>
+          <w:rFonts w:ascii="Verdana" w:hAnsi="Verdana"/>
+        </w:rPr>
+        <w:t>m</w:t>
+      </w:r>
+      <w:r>
+        <w:rPr>
+          <w:rFonts w:ascii="Verdana" w:hAnsi="Verdana"/>
+        </w:rPr>
+        <w:t xml:space="preserve">int a </w:t>
+      </w:r>
+      <w:proofErr w:type="spellStart"/>
+      <w:r>
+        <w:rPr>
+          <w:rFonts w:ascii="Verdana" w:hAnsi="Verdana"/>
+        </w:rPr>
+        <w:t>másik</w:t>
+      </w:r>
+      <w:proofErr w:type="spellEnd"/>
+      <w:r>
+        <w:rPr>
+          <w:rFonts w:ascii="Verdana" w:hAnsi="Verdana"/>
+        </w:rPr>
+        <w:t xml:space="preserve"> </w:t>
+      </w:r>
+      <w:proofErr w:type="spellStart"/>
+      <w:r>
+        <w:rPr>
+          <w:rFonts w:ascii="Verdana" w:hAnsi="Verdana"/>
+        </w:rPr>
+        <w:t>bal</w:t>
+      </w:r>
+      <w:proofErr w:type="spellEnd"/>
+      <w:r>
+        <w:rPr>
+          <w:rFonts w:ascii="Verdana" w:hAnsi="Verdana"/>
+        </w:rPr>
+        <w:t xml:space="preserve"> </w:t>
+      </w:r>
+      <w:proofErr w:type="spellStart"/>
+      <w:r>
+        <w:rPr>
+          <w:rFonts w:ascii="Verdana" w:hAnsi="Verdana"/>
+        </w:rPr>
+        <w:t>oldal</w:t>
+      </w:r>
+      <w:r>
+        <w:rPr>
+          <w:rFonts w:ascii="Verdana" w:hAnsi="Verdana"/>
+        </w:rPr>
+        <w:t>áé</w:t>
+      </w:r>
+      <w:proofErr w:type="spellEnd"/>
     </w:p>
     <w:p>
       <w:pPr>
         <w:pStyle w:val="Compact"/>
         <w:numPr>
           <w:ilvl w:val="0"/>
-          <w:numId w:val="1009"/>
+          <w:numId w:val="9"/>
         </w:numPr>
-      </w:pPr>
-      <w:r>
-        <w:t xml:space="preserve">egyszerű implementáció</w:t>
+        <w:rPr>
+          <w:rFonts w:ascii="Verdana" w:hAnsi="Verdana"/>
+        </w:rPr>
+      </w:pPr>
+      <w:r>
+        <w:rPr>
+          <w:rFonts w:ascii="Verdana" w:hAnsi="Verdana"/>
+        </w:rPr>
+        <w:t>és hasonló feltételek teljesülnek y irányban</w:t>
       </w:r>
     </w:p>
     <w:p>
       <w:pPr>
         <w:pStyle w:val="FirstParagraph"/>
-      </w:pPr>
-      <w:r>
-        <w:t xml:space="preserve">Hátrány:</w:t>
+        <w:spacing w:before="0" w:after="0"/>
+        <w:rPr>
+          <w:rFonts w:ascii="Verdana" w:hAnsi="Verdana"/>
+        </w:rPr>
+      </w:pPr>
+      <w:r>
+        <w:rPr>
+          <w:rFonts w:ascii="Verdana" w:hAnsi="Verdana"/>
+        </w:rPr>
+        <w:t>Előny:</w:t>
       </w:r>
     </w:p>
     <w:p>
@@ -572,44 +1528,18 @@
         <w:pStyle w:val="Compact"/>
         <w:numPr>
           <w:ilvl w:val="0"/>
-          <w:numId w:val="1010"/>
+          <w:numId w:val="10"/>
         </w:numPr>
-      </w:pPr>
-      <w:r>
-        <w:t xml:space="preserve">pontatlan forgatott objektumoknál</w:t>
-      </w:r>
-    </w:p>
-    <w:p>
-      <w:r>
-        <w:pict>
-          <v:rect style="width:0;height:1.5pt" o:hralign="center" o:hrstd="t" o:hr="t"/>
-        </w:pict>
-      </w:r>
-    </w:p>
-    <w:bookmarkEnd w:id="26"/>
-    <w:bookmarkStart w:id="27" w:name="oldal-vektoros-megoldás"/>
-    <w:p>
-      <w:pPr>
-        <w:pStyle w:val="Heading2"/>
-      </w:pPr>
-      <w:r>
-        <w:t xml:space="preserve">6. oldal – Vektoros megoldás</w:t>
-      </w:r>
-    </w:p>
-    <w:p>
-      <w:pPr>
-        <w:pStyle w:val="FirstParagraph"/>
-      </w:pPr>
-      <w:r>
-        <w:t xml:space="preserve">Ebben a megközelítésben az objektum mozgását vektorként kezeljük.</w:t>
-      </w:r>
-    </w:p>
-    <w:p>
-      <w:pPr>
-        <w:pStyle w:val="BodyText"/>
-      </w:pPr>
-      <w:r>
-        <w:t xml:space="preserve">Lépések:</w:t>
+        <w:spacing w:before="0" w:after="0"/>
+        <w:rPr>
+          <w:rFonts w:ascii="Verdana" w:hAnsi="Verdana"/>
+        </w:rPr>
+      </w:pPr>
+      <w:r>
+        <w:rPr>
+          <w:rFonts w:ascii="Verdana" w:hAnsi="Verdana"/>
+        </w:rPr>
+        <w:t>nagyon gyors</w:t>
       </w:r>
     </w:p>
     <w:p>
@@ -617,11 +1547,33 @@
         <w:pStyle w:val="Compact"/>
         <w:numPr>
           <w:ilvl w:val="0"/>
-          <w:numId w:val="1011"/>
+          <w:numId w:val="10"/>
         </w:numPr>
-      </w:pPr>
-      <w:r>
-        <w:t xml:space="preserve">az elmozdulást egy vektor reprezentálja</w:t>
+        <w:spacing w:before="0" w:after="0"/>
+        <w:rPr>
+          <w:rFonts w:ascii="Verdana" w:hAnsi="Verdana"/>
+        </w:rPr>
+      </w:pPr>
+      <w:r>
+        <w:rPr>
+          <w:rFonts w:ascii="Verdana" w:hAnsi="Verdana"/>
+        </w:rPr>
+        <w:t>egyszerű implementáció</w:t>
+      </w:r>
+    </w:p>
+    <w:p>
+      <w:pPr>
+        <w:pStyle w:val="FirstParagraph"/>
+        <w:spacing w:before="120" w:after="0"/>
+        <w:rPr>
+          <w:rFonts w:ascii="Verdana" w:hAnsi="Verdana"/>
+        </w:rPr>
+      </w:pPr>
+      <w:r>
+        <w:rPr>
+          <w:rFonts w:ascii="Verdana" w:hAnsi="Verdana"/>
+        </w:rPr>
+        <w:t>Hátrány:</w:t>
       </w:r>
     </w:p>
     <w:p>
@@ -629,11 +1581,97 @@
         <w:pStyle w:val="Compact"/>
         <w:numPr>
           <w:ilvl w:val="0"/>
-          <w:numId w:val="1011"/>
+          <w:numId w:val="11"/>
         </w:numPr>
-      </w:pPr>
-      <w:r>
-        <w:t xml:space="preserve">az objektum határát szakaszok (élek) adják</w:t>
+        <w:spacing w:before="0" w:after="0"/>
+        <w:rPr>
+          <w:rFonts w:ascii="Verdana" w:hAnsi="Verdana"/>
+        </w:rPr>
+      </w:pPr>
+      <w:r>
+        <w:rPr>
+          <w:rFonts w:ascii="Verdana" w:hAnsi="Verdana"/>
+        </w:rPr>
+        <w:t>pontatlan forgatott objektumoknál</w:t>
+      </w:r>
+    </w:p>
+    <w:p>
+      <w:pPr>
+        <w:rPr>
+          <w:rFonts w:ascii="Verdana" w:hAnsi="Verdana"/>
+        </w:rPr>
+      </w:pPr>
+    </w:p>
+    <w:p>
+      <w:pPr>
+        <w:pStyle w:val="Cmsor2"/>
+        <w:rPr>
+          <w:rFonts w:ascii="Verdana" w:hAnsi="Verdana"/>
+          <w:color w:val="auto"/>
+        </w:rPr>
+      </w:pPr>
+      <w:bookmarkStart w:id="9" w:name="oldal-vektoros-megoldás"/>
+      <w:bookmarkEnd w:id="8"/>
+      <w:r>
+        <w:rPr>
+          <w:rFonts w:ascii="Verdana" w:hAnsi="Verdana"/>
+          <w:color w:val="auto"/>
+        </w:rPr>
+        <w:t xml:space="preserve">6. </w:t>
+      </w:r>
+      <w:proofErr w:type="spellStart"/>
+      <w:r>
+        <w:rPr>
+          <w:rFonts w:ascii="Verdana" w:hAnsi="Verdana"/>
+          <w:color w:val="auto"/>
+        </w:rPr>
+        <w:t>Vektoros</w:t>
+      </w:r>
+      <w:proofErr w:type="spellEnd"/>
+      <w:r>
+        <w:rPr>
+          <w:rFonts w:ascii="Verdana" w:hAnsi="Verdana"/>
+          <w:color w:val="auto"/>
+        </w:rPr>
+        <w:t xml:space="preserve"> </w:t>
+      </w:r>
+      <w:proofErr w:type="spellStart"/>
+      <w:r>
+        <w:rPr>
+          <w:rFonts w:ascii="Verdana" w:hAnsi="Verdana"/>
+          <w:color w:val="auto"/>
+        </w:rPr>
+        <w:t>megoldás</w:t>
+      </w:r>
+      <w:proofErr w:type="spellEnd"/>
+    </w:p>
+    <w:p>
+      <w:pPr>
+        <w:pStyle w:val="FirstParagraph"/>
+        <w:rPr>
+          <w:rFonts w:ascii="Verdana" w:hAnsi="Verdana"/>
+        </w:rPr>
+      </w:pPr>
+      <w:r>
+        <w:rPr>
+          <w:rFonts w:ascii="Verdana" w:hAnsi="Verdana"/>
+        </w:rPr>
+        <w:t>Ebben a megközelítésben az objektum mozgását vektorként kezeljük.</w:t>
+      </w:r>
+    </w:p>
+    <w:p>
+      <w:pPr>
+        <w:pStyle w:val="Szvegtrzs"/>
+        <w:spacing w:before="0" w:after="0"/>
+        <w:rPr>
+          <w:rFonts w:ascii="Verdana" w:hAnsi="Verdana"/>
+        </w:rPr>
+      </w:pPr>
+      <w:r>
+        <w:rPr>
+          <w:rFonts w:ascii="Verdana" w:hAnsi="Verdana"/>
+        </w:rPr>
+        <w:t>Lépések:</w:t>
       </w:r>
     </w:p>
     <w:p>
@@ -641,19 +1679,18 @@
         <w:pStyle w:val="Compact"/>
         <w:numPr>
           <w:ilvl w:val="0"/>
-          <w:numId w:val="1011"/>
+          <w:numId w:val="12"/>
         </w:numPr>
-      </w:pPr>
-      <w:r>
-        <w:t xml:space="preserve">vizsgáljuk, hogy a mozgásvektor metszi-e valamelyik szakaszt</w:t>
-      </w:r>
-    </w:p>
-    <w:p>
-      <w:pPr>
-        <w:pStyle w:val="FirstParagraph"/>
-      </w:pPr>
-      <w:r>
-        <w:t xml:space="preserve">Ez lehetővé teszi:</w:t>
+        <w:spacing w:before="0" w:after="0"/>
+        <w:rPr>
+          <w:rFonts w:ascii="Verdana" w:hAnsi="Verdana"/>
+        </w:rPr>
+      </w:pPr>
+      <w:r>
+        <w:rPr>
+          <w:rFonts w:ascii="Verdana" w:hAnsi="Verdana"/>
+        </w:rPr>
+        <w:t>az elmozdulást egy vektor reprezentálja</w:t>
       </w:r>
     </w:p>
     <w:p>
@@ -661,11 +1698,18 @@
         <w:pStyle w:val="Compact"/>
         <w:numPr>
           <w:ilvl w:val="0"/>
-          <w:numId w:val="1012"/>
+          <w:numId w:val="12"/>
         </w:numPr>
-      </w:pPr>
-      <w:r>
-        <w:t xml:space="preserve">pontos ütközésdetektálást</w:t>
+        <w:spacing w:before="0" w:after="0"/>
+        <w:rPr>
+          <w:rFonts w:ascii="Verdana" w:hAnsi="Verdana"/>
+        </w:rPr>
+      </w:pPr>
+      <w:r>
+        <w:rPr>
+          <w:rFonts w:ascii="Verdana" w:hAnsi="Verdana"/>
+        </w:rPr>
+        <w:t>az objektum határát szakaszok (élek) adják</w:t>
       </w:r>
     </w:p>
     <w:p>
@@ -673,31 +1717,39 @@
         <w:pStyle w:val="Compact"/>
         <w:numPr>
           <w:ilvl w:val="0"/>
-          <w:numId w:val="1012"/>
+          <w:numId w:val="12"/>
         </w:numPr>
-      </w:pPr>
-      <w:r>
-        <w:t xml:space="preserve">folyamatos mozgás kezelését (nem</w:t>
-      </w:r>
-      <w:r>
-        <w:t xml:space="preserve"> </w:t>
-      </w:r>
-      <w:r>
-        <w:t xml:space="preserve">“átugorja”</w:t>
-      </w:r>
-      <w:r>
-        <w:t xml:space="preserve"> </w:t>
-      </w:r>
-      <w:r>
-        <w:t xml:space="preserve">az objektumot)</w:t>
+        <w:spacing w:before="0" w:after="0"/>
+        <w:rPr>
+          <w:rFonts w:ascii="Verdana" w:hAnsi="Verdana"/>
+        </w:rPr>
+      </w:pPr>
+      <w:r>
+        <w:rPr>
+          <w:rFonts w:ascii="Verdana" w:hAnsi="Verdana"/>
+        </w:rPr>
+        <w:t>vizsgáljuk, hogy a mozgásvektor m</w:t>
+      </w:r>
+      <w:r>
+        <w:rPr>
+          <w:rFonts w:ascii="Verdana" w:hAnsi="Verdana"/>
+        </w:rPr>
+        <w:t>etszi-e valamelyik szakaszt</w:t>
       </w:r>
     </w:p>
     <w:p>
       <w:pPr>
         <w:pStyle w:val="FirstParagraph"/>
-      </w:pPr>
-      <w:r>
-        <w:t xml:space="preserve">Előny:</w:t>
+        <w:spacing w:before="120" w:after="0"/>
+        <w:rPr>
+          <w:rFonts w:ascii="Verdana" w:hAnsi="Verdana"/>
+        </w:rPr>
+      </w:pPr>
+      <w:r>
+        <w:rPr>
+          <w:rFonts w:ascii="Verdana" w:hAnsi="Verdana"/>
+        </w:rPr>
+        <w:t>Ez lehetővé teszi:</w:t>
       </w:r>
     </w:p>
     <w:p>
@@ -705,19 +1757,18 @@
         <w:pStyle w:val="Compact"/>
         <w:numPr>
           <w:ilvl w:val="0"/>
-          <w:numId w:val="1013"/>
+          <w:numId w:val="13"/>
         </w:numPr>
-      </w:pPr>
-      <w:r>
-        <w:t xml:space="preserve">nagy pontosság</w:t>
-      </w:r>
-    </w:p>
-    <w:p>
-      <w:pPr>
-        <w:pStyle w:val="FirstParagraph"/>
-      </w:pPr>
-      <w:r>
-        <w:t xml:space="preserve">Hátrány:</w:t>
+        <w:spacing w:before="0" w:after="0"/>
+        <w:rPr>
+          <w:rFonts w:ascii="Verdana" w:hAnsi="Verdana"/>
+        </w:rPr>
+      </w:pPr>
+      <w:r>
+        <w:rPr>
+          <w:rFonts w:ascii="Verdana" w:hAnsi="Verdana"/>
+        </w:rPr>
+        <w:t>pontos ütközésdetektálást</w:t>
       </w:r>
     </w:p>
     <w:p>
@@ -725,36 +1776,33 @@
         <w:pStyle w:val="Compact"/>
         <w:numPr>
           <w:ilvl w:val="0"/>
-          <w:numId w:val="1014"/>
+          <w:numId w:val="13"/>
         </w:numPr>
-      </w:pPr>
-      <w:r>
-        <w:t xml:space="preserve">bonyolultabb számítás</w:t>
-      </w:r>
-    </w:p>
-    <w:p>
-      <w:r>
-        <w:pict>
-          <v:rect style="width:0;height:1.5pt" o:hralign="center" o:hrstd="t" o:hr="t"/>
-        </w:pict>
-      </w:r>
-    </w:p>
-    <w:bookmarkEnd w:id="27"/>
-    <w:bookmarkStart w:id="28" w:name="összefoglalás"/>
-    <w:p>
-      <w:pPr>
-        <w:pStyle w:val="Heading2"/>
-      </w:pPr>
-      <w:r>
-        <w:t xml:space="preserve">📌 Összefoglalás</w:t>
+        <w:spacing w:before="0" w:after="0"/>
+        <w:rPr>
+          <w:rFonts w:ascii="Verdana" w:hAnsi="Verdana"/>
+        </w:rPr>
+      </w:pPr>
+      <w:r>
+        <w:rPr>
+          <w:rFonts w:ascii="Verdana" w:hAnsi="Verdana"/>
+        </w:rPr>
+        <w:t>folyamatos mozgás kezelését (nem “átugorja” az objektumot)</w:t>
       </w:r>
     </w:p>
     <w:p>
       <w:pPr>
         <w:pStyle w:val="FirstParagraph"/>
-      </w:pPr>
-      <w:r>
-        <w:t xml:space="preserve">A sprite ütközésvizsgálat többféle módszerrel valósítható meg:</w:t>
+        <w:spacing w:before="120" w:after="0"/>
+        <w:rPr>
+          <w:rFonts w:ascii="Verdana" w:hAnsi="Verdana"/>
+        </w:rPr>
+      </w:pPr>
+      <w:r>
+        <w:rPr>
+          <w:rFonts w:ascii="Verdana" w:hAnsi="Verdana"/>
+        </w:rPr>
+        <w:t>Előny:</w:t>
       </w:r>
     </w:p>
     <w:p>
@@ -762,11 +1810,33 @@
         <w:pStyle w:val="Compact"/>
         <w:numPr>
           <w:ilvl w:val="0"/>
-          <w:numId w:val="1015"/>
+          <w:numId w:val="14"/>
         </w:numPr>
-      </w:pPr>
-      <w:r>
-        <w:t xml:space="preserve">egyszerű: kör, AABB</w:t>
+        <w:spacing w:before="0" w:after="0"/>
+        <w:rPr>
+          <w:rFonts w:ascii="Verdana" w:hAnsi="Verdana"/>
+        </w:rPr>
+      </w:pPr>
+      <w:r>
+        <w:rPr>
+          <w:rFonts w:ascii="Verdana" w:hAnsi="Verdana"/>
+        </w:rPr>
+        <w:t>nagy pontosság</w:t>
+      </w:r>
+    </w:p>
+    <w:p>
+      <w:pPr>
+        <w:pStyle w:val="FirstParagraph"/>
+        <w:spacing w:before="120" w:after="0"/>
+        <w:rPr>
+          <w:rFonts w:ascii="Verdana" w:hAnsi="Verdana"/>
+        </w:rPr>
+      </w:pPr>
+      <w:r>
+        <w:rPr>
+          <w:rFonts w:ascii="Verdana" w:hAnsi="Verdana"/>
+        </w:rPr>
+        <w:t>Hátrány:</w:t>
       </w:r>
     </w:p>
     <w:p>
@@ -774,60 +1844,41 @@
         <w:pStyle w:val="Compact"/>
         <w:numPr>
           <w:ilvl w:val="0"/>
-          <w:numId w:val="1015"/>
+          <w:numId w:val="15"/>
         </w:numPr>
-      </w:pPr>
-      <w:r>
-        <w:t xml:space="preserve">összetett: vektoros metszés</w:t>
-      </w:r>
-    </w:p>
-    <w:p>
-      <w:pPr>
-        <w:pStyle w:val="FirstParagraph"/>
-      </w:pPr>
-      <w:r>
-        <w:t xml:space="preserve">A hatékony rendszerek több módszert kombinálnak a teljesítmény és pontosság érdekében.</w:t>
-      </w:r>
-    </w:p>
-    <w:bookmarkEnd w:id="28"/>
-    <w:bookmarkEnd w:id="29"/>
+        <w:spacing w:before="0" w:after="0"/>
+        <w:rPr>
+          <w:rFonts w:ascii="Verdana" w:hAnsi="Verdana"/>
+        </w:rPr>
+      </w:pPr>
+      <w:r>
+        <w:rPr>
+          <w:rFonts w:ascii="Verdana" w:hAnsi="Verdana"/>
+        </w:rPr>
+        <w:t>bonyolultabb számítás</w:t>
+      </w:r>
+      <w:bookmarkEnd w:id="0"/>
+      <w:bookmarkEnd w:id="9"/>
+    </w:p>
     <w:sectPr>
       <w:footnotePr>
         <w:numRestart w:val="eachSect"/>
       </w:footnotePr>
+      <w:type w:val="continuous"/>
+      <w:pgSz w:w="12240" w:h="15840"/>
+      <w:pgMar w:top="1417" w:right="1417" w:bottom="1417" w:left="1417" w:header="708" w:footer="708" w:gutter="0"/>
+      <w:cols w:space="708"/>
     </w:sectPr>
   </w:body>
 </w:document>
 </file>
 
-<file path=word/comments.xml><?xml version="1.0" encoding="utf-8"?>
-<w:comments xmlns:w="http://schemas.openxmlformats.org/wordprocessingml/2006/main" xmlns:m="http://schemas.openxmlformats.org/officeDocument/2006/math" xmlns:r="http://schemas.openxmlformats.org/officeDocument/2006/relationships" xmlns:o="urn:schemas-microsoft-com:office:office" xmlns:v="urn:schemas-microsoft-com:vml" xmlns:w10="urn:schemas-microsoft-com:office:word" xmlns:a="http://schemas.openxmlformats.org/drawingml/2006/main" xmlns:pic="http://schemas.openxmlformats.org/drawingml/2006/picture" xmlns:wp="http://schemas.openxmlformats.org/drawingml/2006/wordprocessingDrawing"/>
-</file>
-
-<file path=word/footnotes.xml><?xml version="1.0" encoding="utf-8"?>
-<w:footnotes xmlns:w="http://schemas.openxmlformats.org/wordprocessingml/2006/main" xmlns:m="http://schemas.openxmlformats.org/officeDocument/2006/math" xmlns:r="http://schemas.openxmlformats.org/officeDocument/2006/relationships" xmlns:o="urn:schemas-microsoft-com:office:office" xmlns:v="urn:schemas-microsoft-com:vml" xmlns:w10="urn:schemas-microsoft-com:office:word" xmlns:a="http://schemas.openxmlformats.org/drawingml/2006/main" xmlns:pic="http://schemas.openxmlformats.org/drawingml/2006/picture" xmlns:wp="http://schemas.openxmlformats.org/drawingml/2006/wordprocessingDrawing">
-  <w:footnote w:type="continuationSeparator" w:id="0">
-    <w:p>
-      <w:r>
-        <w:continuationSeparator/>
-      </w:r>
-    </w:p>
-  </w:footnote>
-  <w:footnote w:type="separator" w:id="-1">
-    <w:p>
-      <w:r>
-        <w:separator/>
-      </w:r>
-    </w:p>
-  </w:footnote>
-</w:footnotes>
-</file>
-
 <file path=word/numbering.xml><?xml version="1.0" encoding="utf-8"?>
-<w:numbering xmlns:w="http://schemas.openxmlformats.org/wordprocessingml/2006/main">
-  <w:abstractNum w:abstractNumId="990">
+<w:numbering xmlns:wpc="http://schemas.microsoft.com/office/word/2010/wordprocessingCanvas" xmlns:cx="http://schemas.microsoft.com/office/drawing/2014/chartex" xmlns:cx1="http://schemas.microsoft.com/office/drawing/2015/9/8/chartex" xmlns:cx2="http://schemas.microsoft.com/office/drawing/2015/10/21/chartex" xmlns:cx3="http://schemas.microsoft.com/office/drawing/2016/5/9/chartex" xmlns:cx4="http://schemas.microsoft.com/office/drawing/2016/5/10/chartex" xmlns:cx5="http://schemas.microsoft.com/office/drawing/2016/5/11/chartex" xmlns:cx6="http://schemas.microsoft.com/office/drawing/2016/5/12/chartex" xmlns:cx7="http://schemas.microsoft.com/office/drawing/2016/5/13/chartex" xmlns:cx8="http://schemas.microsoft.com/office/drawing/2016/5/14/chartex" xmlns:mc="http://schemas.openxmlformats.org/markup-compatibility/2006" xmlns:aink="http://schemas.microsoft.com/office/drawing/2016/ink" xmlns:am3d="http://schemas.microsoft.com/office/drawing/2017/model3d" xmlns:o="urn:schemas-microsoft-com:office:office" xmlns:r="http://schemas.openxmlformats.org/officeDocument/2006/relationships" xmlns:m="http://schemas.openxmlformats.org/officeDocument/2006/math" xmlns:v="urn:schemas-microsoft-com:vml" xmlns:wp14="http://schemas.microsoft.com/office/word/2010/wordprocessingDrawing" xmlns:wp="http://schemas.openxmlformats.org/drawingml/2006/wordprocessingDrawing" xmlns:w10="urn:schemas-microsoft-com:office:word" xmlns:w="http://schemas.openxmlformats.org/wordprocessingml/2006/main" xmlns:w14="http://schemas.microsoft.com/office/word/2010/wordml" xmlns:w15="http://schemas.microsoft.com/office/word/2012/wordml" xmlns:w16cid="http://schemas.microsoft.com/office/word/2016/wordml/cid" xmlns:w16se="http://schemas.microsoft.com/office/word/2015/wordml/symex" xmlns:wpg="http://schemas.microsoft.com/office/word/2010/wordprocessingGroup" xmlns:wpi="http://schemas.microsoft.com/office/word/2010/wordprocessingInk" xmlns:wne="http://schemas.microsoft.com/office/word/2006/wordml" xmlns:wps="http://schemas.microsoft.com/office/word/2010/wordprocessingShape" mc:Ignorable="w14 w15 w16se w16cid wp14">
+  <w:abstractNum w:abstractNumId="0" w15:restartNumberingAfterBreak="0">
     <w:nsid w:val="0000A990"/>
     <w:multiLevelType w:val="multilevel"/>
+    <w:tmpl w:val="82C67B08"/>
     <w:lvl w:ilvl="0">
       <w:numFmt w:val="bullet"/>
       <w:lvlText w:val=" "/>
@@ -901,9 +1952,10 @@
       </w:pPr>
     </w:lvl>
   </w:abstractNum>
-  <w:abstractNum w:abstractNumId="991">
+  <w:abstractNum w:abstractNumId="1" w15:restartNumberingAfterBreak="0">
     <w:nsid w:val="0000A991"/>
     <w:multiLevelType w:val="multilevel"/>
+    <w:tmpl w:val="6C402EEC"/>
     <w:lvl w:ilvl="0">
       <w:numFmt w:val="bullet"/>
       <w:lvlText w:val=""/>
@@ -1004,66 +2056,66 @@
       </w:rPr>
     </w:lvl>
   </w:abstractNum>
-  <w:num w:numId="1000">
-    <w:abstractNumId w:val="990"/>
+  <w:num w:numId="1">
+    <w:abstractNumId w:val="0"/>
   </w:num>
-  <w:num w:numId="1001">
-    <w:abstractNumId w:val="991"/>
+  <w:num w:numId="2">
+    <w:abstractNumId w:val="1"/>
   </w:num>
-  <w:num w:numId="1002">
-    <w:abstractNumId w:val="991"/>
+  <w:num w:numId="3">
+    <w:abstractNumId w:val="1"/>
   </w:num>
-  <w:num w:numId="1003">
-    <w:abstractNumId w:val="991"/>
+  <w:num w:numId="4">
+    <w:abstractNumId w:val="1"/>
   </w:num>
-  <w:num w:numId="1004">
-    <w:abstractNumId w:val="991"/>
+  <w:num w:numId="5">
+    <w:abstractNumId w:val="1"/>
   </w:num>
-  <w:num w:numId="1005">
-    <w:abstractNumId w:val="991"/>
+  <w:num w:numId="6">
+    <w:abstractNumId w:val="1"/>
   </w:num>
-  <w:num w:numId="1006">
-    <w:abstractNumId w:val="991"/>
+  <w:num w:numId="7">
+    <w:abstractNumId w:val="1"/>
   </w:num>
-  <w:num w:numId="1007">
-    <w:abstractNumId w:val="991"/>
+  <w:num w:numId="8">
+    <w:abstractNumId w:val="1"/>
   </w:num>
-  <w:num w:numId="1008">
-    <w:abstractNumId w:val="991"/>
+  <w:num w:numId="9">
+    <w:abstractNumId w:val="1"/>
   </w:num>
-  <w:num w:numId="1009">
-    <w:abstractNumId w:val="991"/>
+  <w:num w:numId="10">
+    <w:abstractNumId w:val="1"/>
   </w:num>
-  <w:num w:numId="1010">
-    <w:abstractNumId w:val="991"/>
+  <w:num w:numId="11">
+    <w:abstractNumId w:val="1"/>
   </w:num>
-  <w:num w:numId="1011">
-    <w:abstractNumId w:val="991"/>
+  <w:num w:numId="12">
+    <w:abstractNumId w:val="1"/>
   </w:num>
-  <w:num w:numId="1012">
-    <w:abstractNumId w:val="991"/>
+  <w:num w:numId="13">
+    <w:abstractNumId w:val="1"/>
   </w:num>
-  <w:num w:numId="1013">
-    <w:abstractNumId w:val="991"/>
+  <w:num w:numId="14">
+    <w:abstractNumId w:val="1"/>
   </w:num>
-  <w:num w:numId="1014">
-    <w:abstractNumId w:val="991"/>
+  <w:num w:numId="15">
+    <w:abstractNumId w:val="1"/>
   </w:num>
-  <w:num w:numId="1015">
-    <w:abstractNumId w:val="991"/>
+  <w:num w:numId="16">
+    <w:abstractNumId w:val="1"/>
   </w:num>
 </w:numbering>
 </file>
 
 <file path=word/styles.xml><?xml version="1.0" encoding="utf-8"?>
-<w:styles xmlns:r="http://schemas.openxmlformats.org/officeDocument/2006/relationships" xmlns:w="http://schemas.openxmlformats.org/wordprocessingml/2006/main">
+<w:styles xmlns:mc="http://schemas.openxmlformats.org/markup-compatibility/2006" xmlns:r="http://schemas.openxmlformats.org/officeDocument/2006/relationships" xmlns:w="http://schemas.openxmlformats.org/wordprocessingml/2006/main" xmlns:w14="http://schemas.microsoft.com/office/word/2010/wordml" xmlns:w15="http://schemas.microsoft.com/office/word/2012/wordml" xmlns:w16cid="http://schemas.microsoft.com/office/word/2016/wordml/cid" xmlns:w16se="http://schemas.microsoft.com/office/word/2015/wordml/symex" mc:Ignorable="w14 w15 w16se w16cid">
   <w:docDefaults>
     <w:rPrDefault>
       <w:rPr>
-        <w:rFonts w:asciiTheme="minorHAnsi" w:cstheme="minorBidi" w:eastAsiaTheme="minorHAnsi" w:hAnsiTheme="minorHAnsi"/>
+        <w:rFonts w:asciiTheme="minorHAnsi" w:eastAsiaTheme="minorHAnsi" w:hAnsiTheme="minorHAnsi" w:cstheme="minorBidi"/>
         <w:sz w:val="24"/>
         <w:szCs w:val="24"/>
-        <w:lang w:bidi="ar-SA" w:eastAsia="en-US" w:val="en-US"/>
+        <w:lang w:val="en-US" w:eastAsia="en-US" w:bidi="ar-SA"/>
       </w:rPr>
     </w:rPrDefault>
     <w:pPrDefault>
@@ -1072,189 +2124,365 @@
       </w:pPr>
     </w:pPrDefault>
   </w:docDefaults>
-  <w:latentStyles w:count="276" w:defLockedState="0" w:defQFormat="0" w:defSemiHidden="0" w:defUIPriority="0" w:defUnhideWhenUsed="0"/>
-  <w:style w:default="1" w:styleId="Normal" w:type="paragraph">
+  <w:latentStyles w:defLockedState="0" w:defUIPriority="0" w:defSemiHidden="0" w:defUnhideWhenUsed="0" w:defQFormat="0" w:count="375">
+    <w:lsdException w:name="heading 6" w:semiHidden="1" w:unhideWhenUsed="1"/>
+    <w:lsdException w:name="index 3" w:semiHidden="1" w:unhideWhenUsed="1"/>
+    <w:lsdException w:name="index 4" w:semiHidden="1" w:unhideWhenUsed="1"/>
+    <w:lsdException w:name="index 5" w:semiHidden="1" w:unhideWhenUsed="1"/>
+    <w:lsdException w:name="index 6" w:semiHidden="1" w:unhideWhenUsed="1"/>
+    <w:lsdException w:name="index 7" w:semiHidden="1" w:unhideWhenUsed="1"/>
+    <w:lsdException w:name="index 8" w:semiHidden="1" w:unhideWhenUsed="1"/>
+    <w:lsdException w:name="index 9" w:semiHidden="1" w:unhideWhenUsed="1"/>
+    <w:lsdException w:name="toc 1" w:semiHidden="1" w:unhideWhenUsed="1"/>
+    <w:lsdException w:name="toc 2" w:semiHidden="1" w:unhideWhenUsed="1"/>
+    <w:lsdException w:name="toc 3" w:semiHidden="1" w:unhideWhenUsed="1"/>
+    <w:lsdException w:name="toc 4" w:semiHidden="1" w:unhideWhenUsed="1"/>
+    <w:lsdException w:name="toc 5" w:semiHidden="1" w:unhideWhenUsed="1"/>
+    <w:lsdException w:name="toc 6" w:semiHidden="1" w:unhideWhenUsed="1"/>
+    <w:lsdException w:name="toc 7" w:semiHidden="1" w:unhideWhenUsed="1"/>
+    <w:lsdException w:name="toc 8" w:semiHidden="1" w:unhideWhenUsed="1"/>
+    <w:lsdException w:name="toc 9" w:semiHidden="1" w:unhideWhenUsed="1"/>
+    <w:lsdException w:name="Normal Indent" w:semiHidden="1" w:unhideWhenUsed="1"/>
+    <w:lsdException w:name="footnote text" w:semiHidden="1" w:unhideWhenUsed="1"/>
+    <w:lsdException w:name="annotation text" w:semiHidden="1" w:unhideWhenUsed="1"/>
+    <w:lsdException w:name="header" w:semiHidden="1" w:unhideWhenUsed="1"/>
+    <w:lsdException w:name="footer" w:semiHidden="1" w:unhideWhenUsed="1"/>
+    <w:lsdException w:name="index heading" w:semiHidden="1" w:unhideWhenUsed="1"/>
+    <w:lsdException w:name="caption" w:semiHidden="1" w:unhideWhenUsed="1"/>
+    <w:lsdException w:name="table of figures" w:semiHidden="1" w:unhideWhenUsed="1"/>
+    <w:lsdException w:name="envelope address" w:semiHidden="1" w:unhideWhenUsed="1"/>
+    <w:lsdException w:name="envelope return" w:semiHidden="1" w:unhideWhenUsed="1"/>
+    <w:lsdException w:name="footnote reference" w:semiHidden="1" w:unhideWhenUsed="1"/>
+    <w:lsdException w:name="annotation reference" w:semiHidden="1" w:unhideWhenUsed="1"/>
+    <w:lsdException w:name="line number" w:semiHidden="1" w:unhideWhenUsed="1"/>
+    <w:lsdException w:name="page number" w:semiHidden="1" w:unhideWhenUsed="1"/>
+    <w:lsdException w:name="endnote reference" w:semiHidden="1" w:unhideWhenUsed="1"/>
+    <w:lsdException w:name="endnote text" w:semiHidden="1" w:unhideWhenUsed="1"/>
+    <w:lsdException w:name="table of authorities" w:semiHidden="1" w:unhideWhenUsed="1"/>
+    <w:lsdException w:name="macro" w:semiHidden="1" w:unhideWhenUsed="1"/>
+    <w:lsdException w:name="toa heading" w:semiHidden="1" w:unhideWhenUsed="1"/>
+    <w:lsdException w:name="List" w:semiHidden="1" w:unhideWhenUsed="1"/>
+    <w:lsdException w:name="List Bullet" w:semiHidden="1" w:unhideWhenUsed="1"/>
+    <w:lsdException w:name="List Number" w:semiHidden="1" w:unhideWhenUsed="1"/>
+    <w:lsdException w:name="List 2" w:semiHidden="1" w:unhideWhenUsed="1"/>
+    <w:lsdException w:name="List 3" w:semiHidden="1" w:unhideWhenUsed="1"/>
+    <w:lsdException w:name="List 4" w:semiHidden="1" w:unhideWhenUsed="1"/>
+    <w:lsdException w:name="List 5" w:semiHidden="1" w:unhideWhenUsed="1"/>
+    <w:lsdException w:name="List Bullet 3" w:semiHidden="1" w:unhideWhenUsed="1"/>
+    <w:lsdException w:name="List Bullet 4" w:semiHidden="1" w:unhideWhenUsed="1"/>
+    <w:lsdException w:name="List Number 3" w:semiHidden="1" w:unhideWhenUsed="1"/>
+    <w:lsdException w:name="List Number 4" w:semiHidden="1" w:unhideWhenUsed="1"/>
+    <w:lsdException w:name="List Number 5" w:semiHidden="1" w:unhideWhenUsed="1"/>
+    <w:lsdException w:name="Closing" w:semiHidden="1" w:unhideWhenUsed="1"/>
+    <w:lsdException w:name="Signature" w:semiHidden="1" w:unhideWhenUsed="1"/>
+    <w:lsdException w:name="Default Paragraph Font" w:semiHidden="1" w:unhideWhenUsed="1"/>
+    <w:lsdException w:name="Body Text" w:semiHidden="1" w:unhideWhenUsed="1"/>
+    <w:lsdException w:name="Body Text Indent" w:semiHidden="1" w:unhideWhenUsed="1"/>
+    <w:lsdException w:name="List Continue" w:semiHidden="1" w:unhideWhenUsed="1"/>
+    <w:lsdException w:name="List Continue 2" w:semiHidden="1" w:unhideWhenUsed="1"/>
+    <w:lsdException w:name="List Continue 3" w:semiHidden="1" w:unhideWhenUsed="1"/>
+    <w:lsdException w:name="List Continue 4" w:semiHidden="1" w:unhideWhenUsed="1"/>
+    <w:lsdException w:name="List Continue 5" w:semiHidden="1" w:unhideWhenUsed="1"/>
+    <w:lsdException w:name="Message Header" w:semiHidden="1" w:unhideWhenUsed="1"/>
+    <w:lsdException w:name="Salutation" w:semiHidden="1" w:unhideWhenUsed="1"/>
+    <w:lsdException w:name="Date" w:semiHidden="1" w:unhideWhenUsed="1"/>
+    <w:lsdException w:name="Body Text First Indent" w:semiHidden="1" w:unhideWhenUsed="1"/>
+    <w:lsdException w:name="Body Text First Indent 2" w:semiHidden="1" w:unhideWhenUsed="1"/>
+    <w:lsdException w:name="Body Text Indent 3" w:semiHidden="1" w:unhideWhenUsed="1"/>
+    <w:lsdException w:name="Block Text" w:semiHidden="1" w:unhideWhenUsed="1"/>
+    <w:lsdException w:name="Hyperlink" w:semiHidden="1" w:unhideWhenUsed="1"/>
+    <w:lsdException w:name="FollowedHyperlink" w:semiHidden="1" w:unhideWhenUsed="1"/>
+    <w:lsdException w:name="Document Map" w:semiHidden="1" w:unhideWhenUsed="1"/>
+    <w:lsdException w:name="Plain Text" w:semiHidden="1" w:unhideWhenUsed="1"/>
+    <w:lsdException w:name="E-mail Signature" w:semiHidden="1" w:unhideWhenUsed="1"/>
+    <w:lsdException w:name="HTML Top of Form" w:semiHidden="1" w:unhideWhenUsed="1"/>
+    <w:lsdException w:name="HTML Bottom of Form" w:semiHidden="1" w:unhideWhenUsed="1"/>
+    <w:lsdException w:name="Normal (Web)" w:semiHidden="1" w:unhideWhenUsed="1"/>
+    <w:lsdException w:name="HTML Acronym" w:semiHidden="1" w:unhideWhenUsed="1"/>
+    <w:lsdException w:name="HTML Address" w:semiHidden="1" w:unhideWhenUsed="1"/>
+    <w:lsdException w:name="HTML Cite" w:semiHidden="1" w:unhideWhenUsed="1"/>
+    <w:lsdException w:name="HTML Code" w:semiHidden="1" w:unhideWhenUsed="1"/>
+    <w:lsdException w:name="HTML Definition" w:semiHidden="1" w:unhideWhenUsed="1"/>
+    <w:lsdException w:name="HTML Keyboard" w:semiHidden="1" w:unhideWhenUsed="1"/>
+    <w:lsdException w:name="HTML Preformatted" w:semiHidden="1" w:unhideWhenUsed="1"/>
+    <w:lsdException w:name="HTML Sample" w:semiHidden="1" w:unhideWhenUsed="1"/>
+    <w:lsdException w:name="HTML Typewriter" w:semiHidden="1" w:unhideWhenUsed="1"/>
+    <w:lsdException w:name="HTML Variable" w:semiHidden="1" w:unhideWhenUsed="1"/>
+    <w:lsdException w:name="Normal Table" w:semiHidden="1" w:unhideWhenUsed="1"/>
+    <w:lsdException w:name="annotation subject" w:semiHidden="1" w:unhideWhenUsed="1"/>
+    <w:lsdException w:name="No List" w:semiHidden="1" w:unhideWhenUsed="1"/>
+    <w:lsdException w:name="Outline List 1" w:semiHidden="1" w:unhideWhenUsed="1"/>
+    <w:lsdException w:name="Outline List 2" w:semiHidden="1" w:unhideWhenUsed="1"/>
+    <w:lsdException w:name="Outline List 3" w:semiHidden="1" w:unhideWhenUsed="1"/>
+    <w:lsdException w:name="Table Simple 1" w:semiHidden="1" w:unhideWhenUsed="1"/>
+    <w:lsdException w:name="Table Simple 2" w:semiHidden="1" w:unhideWhenUsed="1"/>
+    <w:lsdException w:name="Table Simple 3" w:semiHidden="1" w:unhideWhenUsed="1"/>
+    <w:lsdException w:name="Table Classic 1" w:semiHidden="1" w:unhideWhenUsed="1"/>
+    <w:lsdException w:name="Table Classic 2" w:semiHidden="1" w:unhideWhenUsed="1"/>
+    <w:lsdException w:name="Table Classic 3" w:semiHidden="1" w:unhideWhenUsed="1"/>
+    <w:lsdException w:name="Table Classic 4" w:semiHidden="1" w:unhideWhenUsed="1"/>
+    <w:lsdException w:name="Table Colorful 1" w:semiHidden="1" w:unhideWhenUsed="1"/>
+    <w:lsdException w:name="Table Colorful 2" w:semiHidden="1" w:unhideWhenUsed="1"/>
+    <w:lsdException w:name="Table Colorful 3" w:semiHidden="1" w:unhideWhenUsed="1"/>
+    <w:lsdException w:name="Table Columns 1" w:semiHidden="1" w:unhideWhenUsed="1"/>
+    <w:lsdException w:name="Table Columns 2" w:semiHidden="1" w:unhideWhenUsed="1"/>
+    <w:lsdException w:name="Table Columns 3" w:semiHidden="1" w:unhideWhenUsed="1"/>
+    <w:lsdException w:name="Table Columns 4" w:semiHidden="1" w:unhideWhenUsed="1"/>
+    <w:lsdException w:name="Table Columns 5" w:semiHidden="1" w:unhideWhenUsed="1"/>
+    <w:lsdException w:name="Table Grid 1" w:semiHidden="1" w:unhideWhenUsed="1"/>
+    <w:lsdException w:name="Table Grid 2" w:semiHidden="1" w:unhideWhenUsed="1"/>
+    <w:lsdException w:name="Table Grid 3" w:semiHidden="1" w:unhideWhenUsed="1"/>
+    <w:lsdException w:name="Table Grid 4" w:semiHidden="1" w:unhideWhenUsed="1"/>
+    <w:lsdException w:name="Table Grid 5" w:semiHidden="1" w:unhideWhenUsed="1"/>
+    <w:lsdException w:name="Table Grid 6" w:semiHidden="1" w:unhideWhenUsed="1"/>
+    <w:lsdException w:name="Table Grid 7" w:semiHidden="1" w:unhideWhenUsed="1"/>
+    <w:lsdException w:name="Table Grid 8" w:semiHidden="1" w:unhideWhenUsed="1"/>
+    <w:lsdException w:name="Table List 1" w:semiHidden="1" w:unhideWhenUsed="1"/>
+    <w:lsdException w:name="Table List 2" w:semiHidden="1" w:unhideWhenUsed="1"/>
+    <w:lsdException w:name="Table List 3" w:semiHidden="1" w:unhideWhenUsed="1"/>
+    <w:lsdException w:name="Table List 4" w:semiHidden="1" w:unhideWhenUsed="1"/>
+    <w:lsdException w:name="Table List 5" w:semiHidden="1" w:unhideWhenUsed="1"/>
+    <w:lsdException w:name="Table List 6" w:semiHidden="1" w:unhideWhenUsed="1"/>
+    <w:lsdException w:name="Table List 7" w:semiHidden="1" w:unhideWhenUsed="1"/>
+    <w:lsdException w:name="Table List 8" w:semiHidden="1" w:unhideWhenUsed="1"/>
+    <w:lsdException w:name="Table 3D effects 1" w:semiHidden="1" w:unhideWhenUsed="1"/>
+    <w:lsdException w:name="Table 3D effects 2" w:semiHidden="1" w:unhideWhenUsed="1"/>
+    <w:lsdException w:name="Table 3D effects 3" w:semiHidden="1" w:unhideWhenUsed="1"/>
+    <w:lsdException w:name="Table Contemporary" w:semiHidden="1" w:unhideWhenUsed="1"/>
+    <w:lsdException w:name="Table Elegant" w:semiHidden="1" w:unhideWhenUsed="1"/>
+    <w:lsdException w:name="Table Professional" w:semiHidden="1" w:unhideWhenUsed="1"/>
+    <w:lsdException w:name="Table Subtle 1" w:semiHidden="1" w:unhideWhenUsed="1"/>
+    <w:lsdException w:name="Table Subtle 2" w:semiHidden="1" w:unhideWhenUsed="1"/>
+    <w:lsdException w:name="Table Web 1" w:semiHidden="1" w:unhideWhenUsed="1"/>
+    <w:lsdException w:name="Table Web 2" w:semiHidden="1" w:unhideWhenUsed="1"/>
+    <w:lsdException w:name="Table Web 3" w:semiHidden="1" w:unhideWhenUsed="1"/>
+    <w:lsdException w:name="Balloon Text" w:semiHidden="1" w:unhideWhenUsed="1"/>
+    <w:lsdException w:name="Table Theme" w:semiHidden="1" w:unhideWhenUsed="1"/>
+    <w:lsdException w:name="Placeholder Text" w:semiHidden="1"/>
+    <w:lsdException w:name="Light Shading"/>
+    <w:lsdException w:name="Light List"/>
+    <w:lsdException w:name="Light Grid"/>
+    <w:lsdException w:name="Dark List"/>
+    <w:lsdException w:name="Colorful Shading"/>
+    <w:lsdException w:name="Colorful List"/>
+    <w:lsdException w:name="Colorful Grid"/>
+    <w:lsdException w:name="Light Shading Accent 1"/>
+    <w:lsdException w:name="Light List Accent 1"/>
+    <w:lsdException w:name="Light Grid Accent 1"/>
+    <w:lsdException w:name="Medium Shading 1 Accent 1"/>
+    <w:lsdException w:name="Medium Shading 2 Accent 1"/>
+    <w:lsdException w:name="Medium List 1 Accent 1"/>
+    <w:lsdException w:name="Revision" w:semiHidden="1"/>
+    <w:lsdException w:name="Medium List 2 Accent 1"/>
+    <w:lsdException w:name="Medium Grid 1 Accent 1"/>
+    <w:lsdException w:name="Medium Grid 2 Accent 1"/>
+    <w:lsdException w:name="Medium Grid 3 Accent 1"/>
+    <w:lsdException w:name="Dark List Accent 1"/>
+    <w:lsdException w:name="Colorful Shading Accent 1"/>
+    <w:lsdException w:name="Colorful List Accent 1"/>
+    <w:lsdException w:name="Colorful Grid Accent 1"/>
+    <w:lsdException w:name="Light Shading Accent 2"/>
+    <w:lsdException w:name="Light List Accent 2"/>
+    <w:lsdException w:name="Light Grid Accent 2"/>
+    <w:lsdException w:name="Medium Shading 1 Accent 2"/>
+    <w:lsdException w:name="Medium Shading 2 Accent 2"/>
+    <w:lsdException w:name="Medium List 1 Accent 2"/>
+    <w:lsdException w:name="Medium List 2 Accent 2"/>
+    <w:lsdException w:name="Medium Grid 1 Accent 2"/>
+    <w:lsdException w:name="Medium Grid 2 Accent 2"/>
+    <w:lsdException w:name="Medium Grid 3 Accent 2"/>
+    <w:lsdException w:name="Dark List Accent 2"/>
+    <w:lsdException w:name="Colorful Shading Accent 2"/>
+    <w:lsdException w:name="Colorful List Accent 2"/>
+    <w:lsdException w:name="Colorful Grid Accent 2"/>
+    <w:lsdException w:name="Light Shading Accent 3"/>
+    <w:lsdException w:name="Light List Accent 3"/>
+    <w:lsdException w:name="Light Grid Accent 3"/>
+    <w:lsdException w:name="Medium Shading 1 Accent 3"/>
+    <w:lsdException w:name="Medium Shading 2 Accent 3"/>
+    <w:lsdException w:name="Medium List 1 Accent 3"/>
+    <w:lsdException w:name="Medium List 2 Accent 3"/>
+    <w:lsdException w:name="Medium Grid 1 Accent 3"/>
+    <w:lsdException w:name="Medium Grid 2 Accent 3"/>
+    <w:lsdException w:name="Medium Grid 3 Accent 3"/>
+    <w:lsdException w:name="Dark List Accent 3"/>
+    <w:lsdException w:name="Colorful Shading Accent 3"/>
+    <w:lsdException w:name="Colorful List Accent 3"/>
+    <w:lsdException w:name="Colorful Grid Accent 3"/>
+    <w:lsdException w:name="Light Shading Accent 4"/>
+    <w:lsdException w:name="Light List Accent 4"/>
+    <w:lsdException w:name="Light Grid Accent 4"/>
+    <w:lsdException w:name="Medium Shading 1 Accent 4"/>
+    <w:lsdException w:name="Medium Shading 2 Accent 4"/>
+    <w:lsdException w:name="Medium List 1 Accent 4"/>
+    <w:lsdException w:name="Medium List 2 Accent 4"/>
+    <w:lsdException w:name="Medium Grid 1 Accent 4"/>
+    <w:lsdException w:name="Medium Grid 2 Accent 4"/>
+    <w:lsdException w:name="Medium Grid 3 Accent 4"/>
+    <w:lsdException w:name="Dark List Accent 4"/>
+    <w:lsdException w:name="Colorful Shading Accent 4"/>
+    <w:lsdException w:name="Colorful List Accent 4"/>
+    <w:lsdException w:name="Colorful Grid Accent 4"/>
+    <w:lsdException w:name="Light Shading Accent 5"/>
+    <w:lsdException w:name="Light List Accent 5"/>
+    <w:lsdException w:name="Light Grid Accent 5"/>
+    <w:lsdException w:name="Medium Shading 1 Accent 5"/>
+    <w:lsdException w:name="Medium Shading 2 Accent 5"/>
+    <w:lsdException w:name="Medium List 1 Accent 5"/>
+    <w:lsdException w:name="Medium List 2 Accent 5"/>
+    <w:lsdException w:name="Medium Grid 1 Accent 5"/>
+    <w:lsdException w:name="Medium Grid 2 Accent 5"/>
+    <w:lsdException w:name="Medium Grid 3 Accent 5"/>
+    <w:lsdException w:name="Dark List Accent 5"/>
+    <w:lsdException w:name="Colorful Shading Accent 5"/>
+    <w:lsdException w:name="Colorful List Accent 5"/>
+    <w:lsdException w:name="Colorful Grid Accent 5"/>
+    <w:lsdException w:name="Light Shading Accent 6"/>
+    <w:lsdException w:name="Light List Accent 6"/>
+    <w:lsdException w:name="Light Grid Accent 6"/>
+    <w:lsdException w:name="Medium Shading 1 Accent 6"/>
+    <w:lsdException w:name="Medium Shading 2 Accent 6"/>
+    <w:lsdException w:name="Medium List 1 Accent 6"/>
+    <w:lsdException w:name="Medium List 2 Accent 6"/>
+    <w:lsdException w:name="Medium Grid 1 Accent 6"/>
+    <w:lsdException w:name="Medium Grid 2 Accent 6"/>
+    <w:lsdException w:name="Medium Grid 3 Accent 6"/>
+    <w:lsdException w:name="Dark List Accent 6"/>
+    <w:lsdException w:name="Colorful Shading Accent 6"/>
+    <w:lsdException w:name="Colorful List Accent 6"/>
+    <w:lsdException w:name="Colorful Grid Accent 6"/>
+    <w:lsdException w:name="Bibliography" w:semiHidden="1" w:unhideWhenUsed="1"/>
+    <w:lsdException w:name="TOC Heading" w:semiHidden="1" w:unhideWhenUsed="1"/>
+    <w:lsdException w:name="Grid Table 4" w:uiPriority="49"/>
+    <w:lsdException w:name="Grid Table 5 Dark" w:uiPriority="50"/>
+    <w:lsdException w:name="Grid Table 6 Colorful" w:uiPriority="51"/>
+    <w:lsdException w:name="Grid Table 7 Colorful" w:uiPriority="52"/>
+    <w:lsdException w:name="Grid Table 1 Light Accent 1" w:uiPriority="46"/>
+    <w:lsdException w:name="Grid Table 2 Accent 1" w:uiPriority="47"/>
+    <w:lsdException w:name="Grid Table 3 Accent 1" w:uiPriority="48"/>
+    <w:lsdException w:name="Grid Table 4 Accent 1" w:uiPriority="49"/>
+    <w:lsdException w:name="Grid Table 5 Dark Accent 1" w:uiPriority="50"/>
+    <w:lsdException w:name="Grid Table 6 Colorful Accent 1" w:uiPriority="51"/>
+    <w:lsdException w:name="Grid Table 7 Colorful Accent 1" w:uiPriority="52"/>
+    <w:lsdException w:name="Grid Table 1 Light Accent 2" w:uiPriority="46"/>
+    <w:lsdException w:name="Grid Table 2 Accent 2" w:uiPriority="47"/>
+    <w:lsdException w:name="Grid Table 3 Accent 2" w:uiPriority="48"/>
+    <w:lsdException w:name="Grid Table 4 Accent 2" w:uiPriority="49"/>
+    <w:lsdException w:name="Grid Table 5 Dark Accent 2" w:uiPriority="50"/>
+    <w:lsdException w:name="Grid Table 6 Colorful Accent 2" w:uiPriority="51"/>
+    <w:lsdException w:name="Grid Table 7 Colorful Accent 2" w:uiPriority="52"/>
+    <w:lsdException w:name="Grid Table 1 Light Accent 3" w:uiPriority="46"/>
+    <w:lsdException w:name="Grid Table 2 Accent 3" w:uiPriority="47"/>
+    <w:lsdException w:name="Grid Table 3 Accent 3" w:uiPriority="48"/>
+    <w:lsdException w:name="Grid Table 4 Accent 3" w:uiPriority="49"/>
+    <w:lsdException w:name="Grid Table 5 Dark Accent 3" w:uiPriority="50"/>
+    <w:lsdException w:name="Grid Table 6 Colorful Accent 3" w:uiPriority="51"/>
+    <w:lsdException w:name="Grid Table 7 Colorful Accent 3" w:uiPriority="52"/>
+    <w:lsdException w:name="Grid Table 1 Light Accent 4" w:uiPriority="46"/>
+    <w:lsdException w:name="Grid Table 2 Accent 4" w:uiPriority="47"/>
+    <w:lsdException w:name="Grid Table 3 Accent 4" w:uiPriority="48"/>
+    <w:lsdException w:name="Grid Table 4 Accent 4" w:uiPriority="49"/>
+    <w:lsdException w:name="Grid Table 5 Dark Accent 4" w:uiPriority="50"/>
+    <w:lsdException w:name="Grid Table 6 Colorful Accent 4" w:uiPriority="51"/>
+    <w:lsdException w:name="Grid Table 7 Colorful Accent 4" w:uiPriority="52"/>
+    <w:lsdException w:name="Grid Table 1 Light Accent 5" w:uiPriority="46"/>
+    <w:lsdException w:name="Grid Table 2 Accent 5" w:uiPriority="47"/>
+    <w:lsdException w:name="Grid Table 3 Accent 5" w:uiPriority="48"/>
+    <w:lsdException w:name="Grid Table 4 Accent 5" w:uiPriority="49"/>
+    <w:lsdException w:name="Grid Table 5 Dark Accent 5" w:uiPriority="50"/>
+    <w:lsdException w:name="Grid Table 6 Colorful Accent 5" w:uiPriority="51"/>
+    <w:lsdException w:name="Grid Table 7 Colorful Accent 5" w:uiPriority="52"/>
+    <w:lsdException w:name="Grid Table 1 Light Accent 6" w:uiPriority="46"/>
+    <w:lsdException w:name="Grid Table 2 Accent 6" w:uiPriority="47"/>
+    <w:lsdException w:name="Grid Table 3 Accent 6" w:uiPriority="48"/>
+    <w:lsdException w:name="Grid Table 4 Accent 6" w:uiPriority="49"/>
+    <w:lsdException w:name="Grid Table 5 Dark Accent 6" w:uiPriority="50"/>
+    <w:lsdException w:name="Grid Table 6 Colorful Accent 6" w:uiPriority="51"/>
+    <w:lsdException w:name="Grid Table 7 Colorful Accent 6" w:uiPriority="52"/>
+    <w:lsdException w:name="List Table 1 Light" w:uiPriority="46"/>
+    <w:lsdException w:name="List Table 2" w:uiPriority="47"/>
+    <w:lsdException w:name="List Table 3" w:uiPriority="48"/>
+    <w:lsdException w:name="List Table 4" w:uiPriority="49"/>
+    <w:lsdException w:name="List Table 5 Dark" w:uiPriority="50"/>
+    <w:lsdException w:name="List Table 6 Colorful" w:uiPriority="51"/>
+    <w:lsdException w:name="List Table 7 Colorful" w:uiPriority="52"/>
+    <w:lsdException w:name="List Table 1 Light Accent 1" w:uiPriority="46"/>
+    <w:lsdException w:name="List Table 2 Accent 1" w:uiPriority="47"/>
+    <w:lsdException w:name="List Table 3 Accent 1" w:uiPriority="48"/>
+    <w:lsdException w:name="List Table 4 Accent 1" w:uiPriority="49"/>
+    <w:lsdException w:name="List Table 5 Dark Accent 1" w:uiPriority="50"/>
+    <w:lsdException w:name="List Table 6 Colorful Accent 1" w:uiPriority="51"/>
+    <w:lsdException w:name="List Table 7 Colorful Accent 1" w:uiPriority="52"/>
+    <w:lsdException w:name="List Table 1 Light Accent 2" w:uiPriority="46"/>
+    <w:lsdException w:name="List Table 2 Accent 2" w:uiPriority="47"/>
+    <w:lsdException w:name="List Table 3 Accent 2" w:uiPriority="48"/>
+    <w:lsdException w:name="List Table 4 Accent 2" w:uiPriority="49"/>
+    <w:lsdException w:name="List Table 5 Dark Accent 2" w:uiPriority="50"/>
+    <w:lsdException w:name="List Table 6 Colorful Accent 2" w:uiPriority="51"/>
+    <w:lsdException w:name="List Table 7 Colorful Accent 2" w:uiPriority="52"/>
+    <w:lsdException w:name="List Table 1 Light Accent 3" w:uiPriority="46"/>
+    <w:lsdException w:name="List Table 2 Accent 3" w:uiPriority="47"/>
+    <w:lsdException w:name="List Table 3 Accent 3" w:uiPriority="48"/>
+    <w:lsdException w:name="List Table 4 Accent 3" w:uiPriority="49"/>
+    <w:lsdException w:name="List Table 5 Dark Accent 3" w:uiPriority="50"/>
+    <w:lsdException w:name="List Table 6 Colorful Accent 3" w:uiPriority="51"/>
+    <w:lsdException w:name="List Table 7 Colorful Accent 3" w:uiPriority="52"/>
+    <w:lsdException w:name="List Table 1 Light Accent 4" w:uiPriority="46"/>
+    <w:lsdException w:name="List Table 2 Accent 4" w:uiPriority="47"/>
+    <w:lsdException w:name="List Table 3 Accent 4" w:uiPriority="48"/>
+    <w:lsdException w:name="List Table 4 Accent 4" w:uiPriority="49"/>
+    <w:lsdException w:name="List Table 5 Dark Accent 4" w:uiPriority="50"/>
+    <w:lsdException w:name="List Table 6 Colorful Accent 4" w:uiPriority="51"/>
+    <w:lsdException w:name="List Table 7 Colorful Accent 4" w:uiPriority="52"/>
+    <w:lsdException w:name="List Table 1 Light Accent 5" w:uiPriority="46"/>
+    <w:lsdException w:name="List Table 2 Accent 5" w:uiPriority="47"/>
+    <w:lsdException w:name="List Table 3 Accent 5" w:uiPriority="48"/>
+    <w:lsdException w:name="List Table 4 Accent 5" w:uiPriority="49"/>
+    <w:lsdException w:name="List Table 5 Dark Accent 5" w:uiPriority="50"/>
+    <w:lsdException w:name="List Table 6 Colorful Accent 5" w:uiPriority="51"/>
+    <w:lsdException w:name="List Table 7 Colorful Accent 5" w:uiPriority="52"/>
+    <w:lsdException w:name="List Table 1 Light Accent 6" w:uiPriority="46"/>
+    <w:lsdException w:name="List Table 2 Accent 6" w:uiPriority="47"/>
+    <w:lsdException w:name="List Table 3 Accent 6" w:uiPriority="48"/>
+    <w:lsdException w:name="List Table 4 Accent 6" w:uiPriority="49"/>
+    <w:lsdException w:name="List Table 5 Dark Accent 6" w:uiPriority="50"/>
+    <w:lsdException w:name="List Table 6 Colorful Accent 6" w:uiPriority="51"/>
+    <w:lsdException w:name="List Table 7 Colorful Accent 6" w:uiPriority="52"/>
+    <w:lsdException w:name="Mention" w:semiHidden="1" w:uiPriority="99" w:unhideWhenUsed="1"/>
+    <w:lsdException w:name="Smart Hyperlink" w:semiHidden="1" w:uiPriority="99" w:unhideWhenUsed="1"/>
+    <w:lsdException w:name="Hashtag" w:semiHidden="1" w:uiPriority="99" w:unhideWhenUsed="1"/>
+    <w:lsdException w:name="Unresolved Mention" w:semiHidden="1" w:uiPriority="99" w:unhideWhenUsed="1"/>
+  </w:latentStyles>
+  <w:style w:type="paragraph" w:default="1" w:styleId="Norml">
     <w:name w:val="Normal"/>
     <w:qFormat/>
   </w:style>
-  <w:style w:styleId="BodyText" w:type="paragraph">
-    <w:name w:val="Body Text"/>
-    <w:basedOn w:val="Normal"/>
-    <w:link w:val="BodyTextChar"/>
-    <w:qFormat/>
-    <w:pPr>
-      <w:spacing w:after="180" w:before="180"/>
-    </w:pPr>
-  </w:style>
-  <w:style w:customStyle="1" w:styleId="FirstParagraph" w:type="paragraph">
-    <w:name w:val="First Paragraph"/>
-    <w:basedOn w:val="BodyText"/>
-    <w:next w:val="BodyText"/>
-    <w:qFormat/>
-  </w:style>
-  <w:style w:customStyle="1" w:styleId="Compact" w:type="paragraph">
-    <w:name w:val="Compact"/>
-    <w:basedOn w:val="BodyText"/>
-    <w:qFormat/>
-    <w:pPr>
-      <w:spacing w:after="36" w:before="36"/>
-    </w:pPr>
-  </w:style>
-  <w:style w:styleId="Title" w:type="paragraph">
-    <w:name w:val="Title"/>
-    <w:basedOn w:val="Normal"/>
-    <w:next w:val="BodyText"/>
-    <w:link w:val="TitleChar"/>
-    <w:uiPriority w:val="10"/>
-    <w:qFormat/>
-    <w:rsid w:val="00A10FD9"/>
-    <w:pPr>
-      <w:spacing w:after="80" w:line="240" w:lineRule="auto"/>
-      <w:contextualSpacing/>
-      <w:jc w:val="center"/>
-    </w:pPr>
-    <w:rPr>
-      <w:rFonts w:asciiTheme="majorHAnsi" w:cstheme="majorBidi" w:eastAsiaTheme="majorEastAsia" w:hAnsiTheme="majorHAnsi"/>
-      <w:spacing w:val="-10"/>
-      <w:kern w:val="28"/>
-      <w:sz w:val="56"/>
-      <w:szCs w:val="56"/>
-    </w:rPr>
-  </w:style>
-  <w:style w:customStyle="1" w:styleId="TitleChar" w:type="character">
-    <w:name w:val="Title Char"/>
-    <w:basedOn w:val="DefaultParagraphFont"/>
-    <w:link w:val="Title"/>
-    <w:uiPriority w:val="10"/>
-    <w:rsid w:val="00A10FD9"/>
-    <w:rPr>
-      <w:rFonts w:asciiTheme="majorHAnsi" w:cstheme="majorBidi" w:eastAsiaTheme="majorEastAsia" w:hAnsiTheme="majorHAnsi"/>
-      <w:spacing w:val="-10"/>
-      <w:kern w:val="28"/>
-      <w:sz w:val="56"/>
-      <w:szCs w:val="56"/>
-    </w:rPr>
-  </w:style>
-  <w:style w:styleId="Subtitle" w:type="paragraph">
-    <w:name w:val="Subtitle"/>
-    <w:basedOn w:val="Title"/>
-    <w:next w:val="BodyText"/>
-    <w:link w:val="SubtitleChar"/>
-    <w:uiPriority w:val="11"/>
-    <w:qFormat/>
-    <w:rsid w:val="00A10FD9"/>
-    <w:pPr>
-      <w:numPr>
-        <w:ilvl w:val="1"/>
-      </w:numPr>
-    </w:pPr>
-    <w:rPr>
-      <w:rFonts w:cstheme="majorBidi" w:eastAsiaTheme="majorEastAsia"/>
-      <w:spacing w:val="15"/>
-      <w:sz w:val="28"/>
-      <w:szCs w:val="28"/>
-    </w:rPr>
-  </w:style>
-  <w:style w:customStyle="1" w:styleId="SubtitleChar" w:type="character">
-    <w:name w:val="Subtitle Char"/>
-    <w:basedOn w:val="DefaultParagraphFont"/>
-    <w:link w:val="Subtitle"/>
-    <w:uiPriority w:val="11"/>
-    <w:rsid w:val="00A10FD9"/>
-    <w:rPr>
-      <w:rFonts w:cstheme="majorBidi" w:eastAsiaTheme="majorEastAsia"/>
-      <w:color w:themeColor="text1" w:themeTint="A6" w:val="595959"/>
-      <w:spacing w:val="15"/>
-      <w:sz w:val="28"/>
-      <w:szCs w:val="28"/>
-    </w:rPr>
-  </w:style>
-  <w:style w:customStyle="1" w:styleId="Author" w:type="paragraph">
-    <w:name w:val="Author"/>
-    <w:next w:val="BodyText"/>
-    <w:qFormat/>
-    <w:pPr>
-      <w:keepNext/>
-      <w:keepLines/>
-      <w:jc w:val="center"/>
-    </w:pPr>
-  </w:style>
-  <w:style w:styleId="Date" w:type="paragraph">
-    <w:name w:val="Date"/>
-    <w:next w:val="BodyText"/>
-    <w:qFormat/>
-    <w:pPr>
-      <w:keepNext/>
-      <w:keepLines/>
-      <w:jc w:val="center"/>
-    </w:pPr>
-  </w:style>
-  <w:style w:customStyle="1" w:styleId="AbstractTitle" w:type="paragraph">
-    <w:name w:val="Abstract Title"/>
-    <w:basedOn w:val="Normal"/>
-    <w:next w:val="Abstract"/>
-    <w:qFormat/>
-    <w:pPr>
-      <w:keepNext/>
-      <w:keepLines/>
-      <w:spacing w:after="0" w:before="300"/>
-      <w:jc w:val="center"/>
-    </w:pPr>
-    <w:rPr>
-      <w:b/>
-      <w:sz w:val="20"/>
-      <w:szCs w:val="20"/>
-    </w:rPr>
-  </w:style>
-  <w:style w:customStyle="1" w:styleId="Abstract" w:type="paragraph">
-    <w:name w:val="Abstract"/>
-    <w:basedOn w:val="Normal"/>
-    <w:next w:val="BodyText"/>
-    <w:qFormat/>
-    <w:pPr>
-      <w:keepNext/>
-      <w:keepLines/>
-      <w:spacing w:after="300" w:before="100"/>
-    </w:pPr>
-    <w:rPr>
-      <w:sz w:val="20"/>
-      <w:szCs w:val="20"/>
-    </w:rPr>
-  </w:style>
-  <w:style w:styleId="Bibliography" w:type="paragraph">
-    <w:name w:val="Bibliography"/>
-    <w:basedOn w:val="Normal"/>
-    <w:next w:val="Bibliography"/>
-    <w:qFormat/>
-    <w:pPr/>
-    <w:rPr/>
-  </w:style>
-  <w:style w:styleId="Heading1" w:type="paragraph">
+  <w:style w:type="paragraph" w:styleId="Cmsor1">
     <w:name w:val="heading 1"/>
-    <w:basedOn w:val="Normal"/>
-    <w:next w:val="BodyText"/>
-    <w:link w:val="Heading1Char"/>
+    <w:basedOn w:val="Norml"/>
+    <w:next w:val="Szvegtrzs"/>
+    <w:link w:val="Cmsor1Char"/>
     <w:uiPriority w:val="9"/>
     <w:qFormat/>
     <w:rsid w:val="00A10FD9"/>
     <w:pPr>
       <w:keepNext/>
       <w:keepLines/>
-      <w:spacing w:after="80" w:before="360"/>
+      <w:spacing w:before="360" w:after="80"/>
       <w:outlineLvl w:val="0"/>
     </w:pPr>
     <w:rPr>
-      <w:rFonts w:asciiTheme="majorHAnsi" w:cstheme="majorBidi" w:eastAsiaTheme="majorEastAsia" w:hAnsiTheme="majorHAnsi"/>
-      <w:color w:themeColor="accent1" w:themeShade="BF" w:val="0F4761"/>
+      <w:rFonts w:asciiTheme="majorHAnsi" w:eastAsiaTheme="majorEastAsia" w:hAnsiTheme="majorHAnsi" w:cstheme="majorBidi"/>
+      <w:color w:val="0F4761" w:themeColor="accent1" w:themeShade="BF"/>
       <w:sz w:val="40"/>
       <w:szCs w:val="40"/>
     </w:rPr>
   </w:style>
-  <w:style w:styleId="Heading2" w:type="paragraph">
+  <w:style w:type="paragraph" w:styleId="Cmsor2">
     <w:name w:val="heading 2"/>
-    <w:basedOn w:val="Normal"/>
-    <w:next w:val="BodyText"/>
-    <w:link w:val="Heading2Char"/>
+    <w:basedOn w:val="Norml"/>
+    <w:next w:val="Szvegtrzs"/>
+    <w:link w:val="Cmsor2Char"/>
     <w:uiPriority w:val="9"/>
     <w:semiHidden/>
     <w:unhideWhenUsed/>
@@ -1263,21 +2491,21 @@
     <w:pPr>
       <w:keepNext/>
       <w:keepLines/>
-      <w:spacing w:after="80" w:before="160"/>
+      <w:spacing w:before="160" w:after="80"/>
       <w:outlineLvl w:val="1"/>
     </w:pPr>
     <w:rPr>
-      <w:rFonts w:asciiTheme="majorHAnsi" w:cstheme="majorBidi" w:eastAsiaTheme="majorEastAsia" w:hAnsiTheme="majorHAnsi"/>
-      <w:color w:themeColor="accent1" w:themeShade="BF" w:val="0F4761"/>
+      <w:rFonts w:asciiTheme="majorHAnsi" w:eastAsiaTheme="majorEastAsia" w:hAnsiTheme="majorHAnsi" w:cstheme="majorBidi"/>
+      <w:color w:val="0F4761" w:themeColor="accent1" w:themeShade="BF"/>
       <w:sz w:val="32"/>
       <w:szCs w:val="32"/>
     </w:rPr>
   </w:style>
-  <w:style w:styleId="Heading3" w:type="paragraph">
+  <w:style w:type="paragraph" w:styleId="Cmsor3">
     <w:name w:val="heading 3"/>
-    <w:basedOn w:val="Normal"/>
-    <w:next w:val="BodyText"/>
-    <w:link w:val="Heading3Char"/>
+    <w:basedOn w:val="Norml"/>
+    <w:next w:val="Szvegtrzs"/>
+    <w:link w:val="Cmsor3Char"/>
     <w:uiPriority w:val="9"/>
     <w:semiHidden/>
     <w:unhideWhenUsed/>
@@ -1286,21 +2514,21 @@
     <w:pPr>
       <w:keepNext/>
       <w:keepLines/>
-      <w:spacing w:after="80" w:before="160"/>
+      <w:spacing w:before="160" w:after="80"/>
       <w:outlineLvl w:val="2"/>
     </w:pPr>
     <w:rPr>
-      <w:rFonts w:cstheme="majorBidi" w:eastAsiaTheme="majorEastAsia"/>
-      <w:color w:themeColor="accent1" w:themeShade="BF" w:val="0F4761"/>
+      <w:rFonts w:eastAsiaTheme="majorEastAsia" w:cstheme="majorBidi"/>
+      <w:color w:val="0F4761" w:themeColor="accent1" w:themeShade="BF"/>
       <w:sz w:val="28"/>
       <w:szCs w:val="28"/>
     </w:rPr>
   </w:style>
-  <w:style w:styleId="Heading4" w:type="paragraph">
+  <w:style w:type="paragraph" w:styleId="Cmsor4">
     <w:name w:val="heading 4"/>
-    <w:basedOn w:val="Normal"/>
-    <w:next w:val="BodyText"/>
-    <w:link w:val="Heading4Char"/>
+    <w:basedOn w:val="Norml"/>
+    <w:next w:val="Szvegtrzs"/>
+    <w:link w:val="Cmsor4Char"/>
     <w:uiPriority w:val="9"/>
     <w:semiHidden/>
     <w:unhideWhenUsed/>
@@ -1309,21 +2537,21 @@
     <w:pPr>
       <w:keepNext/>
       <w:keepLines/>
-      <w:spacing w:after="40" w:before="80"/>
+      <w:spacing w:before="80" w:after="40"/>
       <w:outlineLvl w:val="3"/>
     </w:pPr>
     <w:rPr>
-      <w:rFonts w:cstheme="majorBidi" w:eastAsiaTheme="majorEastAsia"/>
+      <w:rFonts w:eastAsiaTheme="majorEastAsia" w:cstheme="majorBidi"/>
       <w:i/>
       <w:iCs/>
-      <w:color w:themeColor="accent1" w:themeShade="BF" w:val="0F4761"/>
-    </w:rPr>
-  </w:style>
-  <w:style w:styleId="Heading5" w:type="paragraph">
+      <w:color w:val="0F4761" w:themeColor="accent1" w:themeShade="BF"/>
+    </w:rPr>
+  </w:style>
+  <w:style w:type="paragraph" w:styleId="Cmsor5">
     <w:name w:val="heading 5"/>
-    <w:basedOn w:val="Normal"/>
-    <w:next w:val="BodyText"/>
-    <w:link w:val="Heading5Char"/>
+    <w:basedOn w:val="Norml"/>
+    <w:next w:val="Szvegtrzs"/>
+    <w:link w:val="Cmsor5Char"/>
     <w:uiPriority w:val="9"/>
     <w:semiHidden/>
     <w:unhideWhenUsed/>
@@ -1332,19 +2560,19 @@
     <w:pPr>
       <w:keepNext/>
       <w:keepLines/>
-      <w:spacing w:after="40" w:before="80"/>
+      <w:spacing w:before="80" w:after="40"/>
       <w:outlineLvl w:val="4"/>
     </w:pPr>
     <w:rPr>
-      <w:rFonts w:cstheme="majorBidi" w:eastAsiaTheme="majorEastAsia"/>
-      <w:color w:themeColor="accent1" w:themeShade="BF" w:val="0F4761"/>
-    </w:rPr>
-  </w:style>
-  <w:style w:styleId="Heading6" w:type="paragraph">
+      <w:rFonts w:eastAsiaTheme="majorEastAsia" w:cstheme="majorBidi"/>
+      <w:color w:val="0F4761" w:themeColor="accent1" w:themeShade="BF"/>
+    </w:rPr>
+  </w:style>
+  <w:style w:type="paragraph" w:styleId="Cmsor6">
     <w:name w:val="heading 6"/>
-    <w:basedOn w:val="Normal"/>
-    <w:next w:val="BodyText"/>
-    <w:link w:val="Heading6Char"/>
+    <w:basedOn w:val="Norml"/>
+    <w:next w:val="Szvegtrzs"/>
+    <w:link w:val="Cmsor6Char"/>
     <w:uiPriority w:val="9"/>
     <w:semiHidden/>
     <w:unhideWhenUsed/>
@@ -1353,21 +2581,21 @@
     <w:pPr>
       <w:keepNext/>
       <w:keepLines/>
-      <w:spacing w:after="0" w:before="40"/>
+      <w:spacing w:before="40" w:after="0"/>
       <w:outlineLvl w:val="5"/>
     </w:pPr>
     <w:rPr>
-      <w:rFonts w:cstheme="majorBidi" w:eastAsiaTheme="majorEastAsia"/>
+      <w:rFonts w:eastAsiaTheme="majorEastAsia" w:cstheme="majorBidi"/>
       <w:i/>
       <w:iCs/>
-      <w:color w:themeColor="text1" w:themeTint="A6" w:val="595959"/>
-    </w:rPr>
-  </w:style>
-  <w:style w:styleId="Heading7" w:type="paragraph">
+      <w:color w:val="595959" w:themeColor="text1" w:themeTint="A6"/>
+    </w:rPr>
+  </w:style>
+  <w:style w:type="paragraph" w:styleId="Cmsor7">
     <w:name w:val="heading 7"/>
-    <w:basedOn w:val="Normal"/>
-    <w:next w:val="BodyText"/>
-    <w:link w:val="Heading7Char"/>
+    <w:basedOn w:val="Norml"/>
+    <w:next w:val="Szvegtrzs"/>
+    <w:link w:val="Cmsor7Char"/>
     <w:uiPriority w:val="9"/>
     <w:semiHidden/>
     <w:unhideWhenUsed/>
@@ -1376,19 +2604,19 @@
     <w:pPr>
       <w:keepNext/>
       <w:keepLines/>
-      <w:spacing w:after="0" w:before="40"/>
+      <w:spacing w:before="40" w:after="0"/>
       <w:outlineLvl w:val="6"/>
     </w:pPr>
     <w:rPr>
-      <w:rFonts w:cstheme="majorBidi" w:eastAsiaTheme="majorEastAsia"/>
-      <w:color w:themeColor="text1" w:themeTint="A6" w:val="595959"/>
-    </w:rPr>
-  </w:style>
-  <w:style w:styleId="Heading8" w:type="paragraph">
+      <w:rFonts w:eastAsiaTheme="majorEastAsia" w:cstheme="majorBidi"/>
+      <w:color w:val="595959" w:themeColor="text1" w:themeTint="A6"/>
+    </w:rPr>
+  </w:style>
+  <w:style w:type="paragraph" w:styleId="Cmsor8">
     <w:name w:val="heading 8"/>
-    <w:basedOn w:val="Normal"/>
-    <w:next w:val="BodyText"/>
-    <w:link w:val="Heading8Char"/>
+    <w:basedOn w:val="Norml"/>
+    <w:next w:val="Szvegtrzs"/>
+    <w:link w:val="Cmsor8Char"/>
     <w:uiPriority w:val="9"/>
     <w:semiHidden/>
     <w:unhideWhenUsed/>
@@ -1401,17 +2629,17 @@
       <w:outlineLvl w:val="7"/>
     </w:pPr>
     <w:rPr>
-      <w:rFonts w:cstheme="majorBidi" w:eastAsiaTheme="majorEastAsia"/>
+      <w:rFonts w:eastAsiaTheme="majorEastAsia" w:cstheme="majorBidi"/>
       <w:i/>
       <w:iCs/>
-      <w:color w:themeColor="text1" w:themeTint="D8" w:val="272727"/>
-    </w:rPr>
-  </w:style>
-  <w:style w:styleId="Heading9" w:type="paragraph">
+      <w:color w:val="272727" w:themeColor="text1" w:themeTint="D8"/>
+    </w:rPr>
+  </w:style>
+  <w:style w:type="paragraph" w:styleId="Cmsor9">
     <w:name w:val="heading 9"/>
-    <w:basedOn w:val="Normal"/>
-    <w:next w:val="BodyText"/>
-    <w:link w:val="Heading9Char"/>
+    <w:basedOn w:val="Norml"/>
+    <w:next w:val="Szvegtrzs"/>
+    <w:link w:val="Cmsor9Char"/>
     <w:uiPriority w:val="9"/>
     <w:semiHidden/>
     <w:unhideWhenUsed/>
@@ -1424,200 +2652,366 @@
       <w:outlineLvl w:val="8"/>
     </w:pPr>
     <w:rPr>
-      <w:rFonts w:cstheme="majorBidi" w:eastAsiaTheme="majorEastAsia"/>
-      <w:color w:themeColor="text1" w:themeTint="D8" w:val="272727"/>
-    </w:rPr>
-  </w:style>
-  <w:style w:customStyle="1" w:styleId="Heading1Char" w:type="character">
-    <w:name w:val="Heading 1 Char"/>
-    <w:basedOn w:val="DefaultParagraphFont"/>
-    <w:link w:val="Heading1"/>
+      <w:rFonts w:eastAsiaTheme="majorEastAsia" w:cstheme="majorBidi"/>
+      <w:color w:val="272727" w:themeColor="text1" w:themeTint="D8"/>
+    </w:rPr>
+  </w:style>
+  <w:style w:type="character" w:default="1" w:styleId="Bekezdsalapbettpusa">
+    <w:name w:val="Default Paragraph Font"/>
+    <w:uiPriority w:val="1"/>
+    <w:semiHidden/>
+    <w:unhideWhenUsed/>
+  </w:style>
+  <w:style w:type="table" w:default="1" w:styleId="Normltblzat">
+    <w:name w:val="Normal Table"/>
+    <w:uiPriority w:val="99"/>
+    <w:semiHidden/>
+    <w:unhideWhenUsed/>
+    <w:tblPr>
+      <w:tblInd w:w="0" w:type="dxa"/>
+      <w:tblCellMar>
+        <w:top w:w="0" w:type="dxa"/>
+        <w:left w:w="108" w:type="dxa"/>
+        <w:bottom w:w="0" w:type="dxa"/>
+        <w:right w:w="108" w:type="dxa"/>
+      </w:tblCellMar>
+    </w:tblPr>
+  </w:style>
+  <w:style w:type="numbering" w:default="1" w:styleId="Nemlista">
+    <w:name w:val="No List"/>
+    <w:uiPriority w:val="99"/>
+    <w:semiHidden/>
+    <w:unhideWhenUsed/>
+  </w:style>
+  <w:style w:type="paragraph" w:styleId="Szvegtrzs">
+    <w:name w:val="Body Text"/>
+    <w:basedOn w:val="Norml"/>
+    <w:qFormat/>
+    <w:pPr>
+      <w:spacing w:before="180" w:after="180"/>
+    </w:pPr>
+  </w:style>
+  <w:style w:type="paragraph" w:customStyle="1" w:styleId="FirstParagraph">
+    <w:name w:val="First Paragraph"/>
+    <w:basedOn w:val="Szvegtrzs"/>
+    <w:next w:val="Szvegtrzs"/>
+    <w:qFormat/>
+  </w:style>
+  <w:style w:type="paragraph" w:customStyle="1" w:styleId="Compact">
+    <w:name w:val="Compact"/>
+    <w:basedOn w:val="Szvegtrzs"/>
+    <w:qFormat/>
+    <w:pPr>
+      <w:spacing w:before="36" w:after="36"/>
+    </w:pPr>
+  </w:style>
+  <w:style w:type="paragraph" w:styleId="Cm">
+    <w:name w:val="Title"/>
+    <w:basedOn w:val="Norml"/>
+    <w:next w:val="Szvegtrzs"/>
+    <w:link w:val="CmChar"/>
+    <w:uiPriority w:val="10"/>
+    <w:qFormat/>
+    <w:rsid w:val="00A10FD9"/>
+    <w:pPr>
+      <w:spacing w:after="80"/>
+      <w:contextualSpacing/>
+      <w:jc w:val="center"/>
+    </w:pPr>
+    <w:rPr>
+      <w:rFonts w:asciiTheme="majorHAnsi" w:eastAsiaTheme="majorEastAsia" w:hAnsiTheme="majorHAnsi" w:cstheme="majorBidi"/>
+      <w:spacing w:val="-10"/>
+      <w:kern w:val="28"/>
+      <w:sz w:val="56"/>
+      <w:szCs w:val="56"/>
+    </w:rPr>
+  </w:style>
+  <w:style w:type="character" w:customStyle="1" w:styleId="CmChar">
+    <w:name w:val="Cím Char"/>
+    <w:basedOn w:val="Bekezdsalapbettpusa"/>
+    <w:link w:val="Cm"/>
+    <w:uiPriority w:val="10"/>
+    <w:rsid w:val="00A10FD9"/>
+    <w:rPr>
+      <w:rFonts w:asciiTheme="majorHAnsi" w:eastAsiaTheme="majorEastAsia" w:hAnsiTheme="majorHAnsi" w:cstheme="majorBidi"/>
+      <w:spacing w:val="-10"/>
+      <w:kern w:val="28"/>
+      <w:sz w:val="56"/>
+      <w:szCs w:val="56"/>
+    </w:rPr>
+  </w:style>
+  <w:style w:type="paragraph" w:styleId="Alcm">
+    <w:name w:val="Subtitle"/>
+    <w:basedOn w:val="Cm"/>
+    <w:next w:val="Szvegtrzs"/>
+    <w:link w:val="AlcmChar"/>
+    <w:uiPriority w:val="11"/>
+    <w:qFormat/>
+    <w:rsid w:val="00A10FD9"/>
+    <w:pPr>
+      <w:numPr>
+        <w:ilvl w:val="1"/>
+      </w:numPr>
+    </w:pPr>
+    <w:rPr>
+      <w:spacing w:val="15"/>
+      <w:sz w:val="28"/>
+      <w:szCs w:val="28"/>
+    </w:rPr>
+  </w:style>
+  <w:style w:type="character" w:customStyle="1" w:styleId="AlcmChar">
+    <w:name w:val="Alcím Char"/>
+    <w:basedOn w:val="Bekezdsalapbettpusa"/>
+    <w:link w:val="Alcm"/>
+    <w:uiPriority w:val="11"/>
+    <w:rsid w:val="00A10FD9"/>
+    <w:rPr>
+      <w:rFonts w:eastAsiaTheme="majorEastAsia" w:cstheme="majorBidi"/>
+      <w:color w:val="595959" w:themeColor="text1" w:themeTint="A6"/>
+      <w:spacing w:val="15"/>
+      <w:sz w:val="28"/>
+      <w:szCs w:val="28"/>
+    </w:rPr>
+  </w:style>
+  <w:style w:type="paragraph" w:customStyle="1" w:styleId="Author">
+    <w:name w:val="Author"/>
+    <w:next w:val="Szvegtrzs"/>
+    <w:qFormat/>
+    <w:pPr>
+      <w:keepNext/>
+      <w:keepLines/>
+      <w:jc w:val="center"/>
+    </w:pPr>
+  </w:style>
+  <w:style w:type="paragraph" w:styleId="Dtum">
+    <w:name w:val="Date"/>
+    <w:next w:val="Szvegtrzs"/>
+    <w:qFormat/>
+    <w:pPr>
+      <w:keepNext/>
+      <w:keepLines/>
+      <w:jc w:val="center"/>
+    </w:pPr>
+  </w:style>
+  <w:style w:type="paragraph" w:customStyle="1" w:styleId="AbstractTitle">
+    <w:name w:val="Abstract Title"/>
+    <w:basedOn w:val="Norml"/>
+    <w:next w:val="Abstract"/>
+    <w:qFormat/>
+    <w:pPr>
+      <w:keepNext/>
+      <w:keepLines/>
+      <w:spacing w:before="300" w:after="0"/>
+      <w:jc w:val="center"/>
+    </w:pPr>
+    <w:rPr>
+      <w:b/>
+      <w:sz w:val="20"/>
+      <w:szCs w:val="20"/>
+    </w:rPr>
+  </w:style>
+  <w:style w:type="paragraph" w:customStyle="1" w:styleId="Abstract">
+    <w:name w:val="Abstract"/>
+    <w:basedOn w:val="Norml"/>
+    <w:next w:val="Szvegtrzs"/>
+    <w:qFormat/>
+    <w:pPr>
+      <w:keepNext/>
+      <w:keepLines/>
+      <w:spacing w:before="100" w:after="300"/>
+    </w:pPr>
+    <w:rPr>
+      <w:sz w:val="20"/>
+      <w:szCs w:val="20"/>
+    </w:rPr>
+  </w:style>
+  <w:style w:type="paragraph" w:styleId="Irodalomjegyzk">
+    <w:name w:val="Bibliography"/>
+    <w:basedOn w:val="Norml"/>
+    <w:qFormat/>
+  </w:style>
+  <w:style w:type="character" w:customStyle="1" w:styleId="Cmsor1Char">
+    <w:name w:val="Címsor 1 Char"/>
+    <w:basedOn w:val="Bekezdsalapbettpusa"/>
+    <w:link w:val="Cmsor1"/>
     <w:uiPriority w:val="9"/>
     <w:rsid w:val="00A10FD9"/>
     <w:rPr>
-      <w:rFonts w:asciiTheme="majorHAnsi" w:cstheme="majorBidi" w:eastAsiaTheme="majorEastAsia" w:hAnsiTheme="majorHAnsi"/>
-      <w:color w:themeColor="accent1" w:themeShade="BF" w:val="0F4761"/>
+      <w:rFonts w:asciiTheme="majorHAnsi" w:eastAsiaTheme="majorEastAsia" w:hAnsiTheme="majorHAnsi" w:cstheme="majorBidi"/>
+      <w:color w:val="0F4761" w:themeColor="accent1" w:themeShade="BF"/>
       <w:sz w:val="40"/>
       <w:szCs w:val="40"/>
     </w:rPr>
   </w:style>
-  <w:style w:customStyle="1" w:styleId="Heading2Char" w:type="character">
-    <w:name w:val="Heading 2 Char"/>
-    <w:basedOn w:val="DefaultParagraphFont"/>
-    <w:link w:val="Heading2"/>
+  <w:style w:type="character" w:customStyle="1" w:styleId="Cmsor2Char">
+    <w:name w:val="Címsor 2 Char"/>
+    <w:basedOn w:val="Bekezdsalapbettpusa"/>
+    <w:link w:val="Cmsor2"/>
     <w:uiPriority w:val="9"/>
     <w:semiHidden/>
     <w:rsid w:val="00A10FD9"/>
     <w:rPr>
-      <w:rFonts w:asciiTheme="majorHAnsi" w:cstheme="majorBidi" w:eastAsiaTheme="majorEastAsia" w:hAnsiTheme="majorHAnsi"/>
-      <w:color w:themeColor="accent1" w:themeShade="BF" w:val="0F4761"/>
+      <w:rFonts w:asciiTheme="majorHAnsi" w:eastAsiaTheme="majorEastAsia" w:hAnsiTheme="majorHAnsi" w:cstheme="majorBidi"/>
+      <w:color w:val="0F4761" w:themeColor="accent1" w:themeShade="BF"/>
       <w:sz w:val="32"/>
       <w:szCs w:val="32"/>
     </w:rPr>
   </w:style>
-  <w:style w:customStyle="1" w:styleId="Heading3Char" w:type="character">
-    <w:name w:val="Heading 3 Char"/>
-    <w:basedOn w:val="DefaultParagraphFont"/>
-    <w:link w:val="Heading3"/>
+  <w:style w:type="character" w:customStyle="1" w:styleId="Cmsor3Char">
+    <w:name w:val="Címsor 3 Char"/>
+    <w:basedOn w:val="Bekezdsalapbettpusa"/>
+    <w:link w:val="Cmsor3"/>
     <w:uiPriority w:val="9"/>
     <w:semiHidden/>
     <w:rsid w:val="00A10FD9"/>
     <w:rPr>
-      <w:rFonts w:cstheme="majorBidi" w:eastAsiaTheme="majorEastAsia"/>
-      <w:color w:themeColor="accent1" w:themeShade="BF" w:val="0F4761"/>
+      <w:rFonts w:eastAsiaTheme="majorEastAsia" w:cstheme="majorBidi"/>
+      <w:color w:val="0F4761" w:themeColor="accent1" w:themeShade="BF"/>
       <w:sz w:val="28"/>
       <w:szCs w:val="28"/>
     </w:rPr>
   </w:style>
-  <w:style w:customStyle="1" w:styleId="Heading4Char" w:type="character">
-    <w:name w:val="Heading 4 Char"/>
-    <w:basedOn w:val="DefaultParagraphFont"/>
-    <w:link w:val="Heading4"/>
+  <w:style w:type="character" w:customStyle="1" w:styleId="Cmsor4Char">
+    <w:name w:val="Címsor 4 Char"/>
+    <w:basedOn w:val="Bekezdsalapbettpusa"/>
+    <w:link w:val="Cmsor4"/>
     <w:uiPriority w:val="9"/>
     <w:semiHidden/>
     <w:rsid w:val="00A10FD9"/>
     <w:rPr>
-      <w:rFonts w:cstheme="majorBidi" w:eastAsiaTheme="majorEastAsia"/>
+      <w:rFonts w:eastAsiaTheme="majorEastAsia" w:cstheme="majorBidi"/>
       <w:i/>
       <w:iCs/>
-      <w:color w:themeColor="accent1" w:themeShade="BF" w:val="0F4761"/>
-    </w:rPr>
-  </w:style>
-  <w:style w:customStyle="1" w:styleId="Heading5Char" w:type="character">
-    <w:name w:val="Heading 5 Char"/>
-    <w:basedOn w:val="DefaultParagraphFont"/>
-    <w:link w:val="Heading5"/>
+      <w:color w:val="0F4761" w:themeColor="accent1" w:themeShade="BF"/>
+    </w:rPr>
+  </w:style>
+  <w:style w:type="character" w:customStyle="1" w:styleId="Cmsor5Char">
+    <w:name w:val="Címsor 5 Char"/>
+    <w:basedOn w:val="Bekezdsalapbettpusa"/>
+    <w:link w:val="Cmsor5"/>
     <w:uiPriority w:val="9"/>
     <w:semiHidden/>
     <w:rsid w:val="00A10FD9"/>
     <w:rPr>
-      <w:rFonts w:cstheme="majorBidi" w:eastAsiaTheme="majorEastAsia"/>
-      <w:color w:themeColor="accent1" w:themeShade="BF" w:val="0F4761"/>
-    </w:rPr>
-  </w:style>
-  <w:style w:customStyle="1" w:styleId="Heading6Char" w:type="character">
-    <w:name w:val="Heading 6 Char"/>
-    <w:basedOn w:val="DefaultParagraphFont"/>
-    <w:link w:val="Heading6"/>
+      <w:rFonts w:eastAsiaTheme="majorEastAsia" w:cstheme="majorBidi"/>
+      <w:color w:val="0F4761" w:themeColor="accent1" w:themeShade="BF"/>
+    </w:rPr>
+  </w:style>
+  <w:style w:type="character" w:customStyle="1" w:styleId="Cmsor6Char">
+    <w:name w:val="Címsor 6 Char"/>
+    <w:basedOn w:val="Bekezdsalapbettpusa"/>
+    <w:link w:val="Cmsor6"/>
     <w:uiPriority w:val="9"/>
     <w:semiHidden/>
     <w:rsid w:val="00A10FD9"/>
     <w:rPr>
-      <w:rFonts w:cstheme="majorBidi" w:eastAsiaTheme="majorEastAsia"/>
+      <w:rFonts w:eastAsiaTheme="majorEastAsia" w:cstheme="majorBidi"/>
       <w:i/>
       <w:iCs/>
-      <w:color w:themeColor="text1" w:themeTint="A6" w:val="595959"/>
-    </w:rPr>
-  </w:style>
-  <w:style w:customStyle="1" w:styleId="Heading7Char" w:type="character">
-    <w:name w:val="Heading 7 Char"/>
-    <w:basedOn w:val="DefaultParagraphFont"/>
-    <w:link w:val="Heading7"/>
+      <w:color w:val="595959" w:themeColor="text1" w:themeTint="A6"/>
+    </w:rPr>
+  </w:style>
+  <w:style w:type="character" w:customStyle="1" w:styleId="Cmsor7Char">
+    <w:name w:val="Címsor 7 Char"/>
+    <w:basedOn w:val="Bekezdsalapbettpusa"/>
+    <w:link w:val="Cmsor7"/>
     <w:uiPriority w:val="9"/>
     <w:semiHidden/>
     <w:rsid w:val="00A10FD9"/>
     <w:rPr>
-      <w:rFonts w:cstheme="majorBidi" w:eastAsiaTheme="majorEastAsia"/>
-      <w:color w:themeColor="text1" w:themeTint="A6" w:val="595959"/>
-    </w:rPr>
-  </w:style>
-  <w:style w:customStyle="1" w:styleId="Heading8Char" w:type="character">
-    <w:name w:val="Heading 8 Char"/>
-    <w:basedOn w:val="DefaultParagraphFont"/>
-    <w:link w:val="Heading8"/>
+      <w:rFonts w:eastAsiaTheme="majorEastAsia" w:cstheme="majorBidi"/>
+      <w:color w:val="595959" w:themeColor="text1" w:themeTint="A6"/>
+    </w:rPr>
+  </w:style>
+  <w:style w:type="character" w:customStyle="1" w:styleId="Cmsor8Char">
+    <w:name w:val="Címsor 8 Char"/>
+    <w:basedOn w:val="Bekezdsalapbettpusa"/>
+    <w:link w:val="Cmsor8"/>
     <w:uiPriority w:val="9"/>
     <w:semiHidden/>
     <w:rsid w:val="00A10FD9"/>
     <w:rPr>
-      <w:rFonts w:cstheme="majorBidi" w:eastAsiaTheme="majorEastAsia"/>
+      <w:rFonts w:eastAsiaTheme="majorEastAsia" w:cstheme="majorBidi"/>
       <w:i/>
       <w:iCs/>
-      <w:color w:themeColor="text1" w:themeTint="D8" w:val="272727"/>
-    </w:rPr>
-  </w:style>
-  <w:style w:customStyle="1" w:styleId="Heading9Char" w:type="character">
-    <w:name w:val="Heading 9 Char"/>
-    <w:basedOn w:val="DefaultParagraphFont"/>
-    <w:link w:val="Heading9"/>
+      <w:color w:val="272727" w:themeColor="text1" w:themeTint="D8"/>
+    </w:rPr>
+  </w:style>
+  <w:style w:type="character" w:customStyle="1" w:styleId="Cmsor9Char">
+    <w:name w:val="Címsor 9 Char"/>
+    <w:basedOn w:val="Bekezdsalapbettpusa"/>
+    <w:link w:val="Cmsor9"/>
     <w:uiPriority w:val="9"/>
     <w:semiHidden/>
     <w:rsid w:val="00A10FD9"/>
     <w:rPr>
-      <w:rFonts w:cstheme="majorBidi" w:eastAsiaTheme="majorEastAsia"/>
-      <w:color w:themeColor="text1" w:themeTint="D8" w:val="272727"/>
-    </w:rPr>
-  </w:style>
-  <w:style w:styleId="BlockText" w:type="paragraph">
+      <w:rFonts w:eastAsiaTheme="majorEastAsia" w:cstheme="majorBidi"/>
+      <w:color w:val="272727" w:themeColor="text1" w:themeTint="D8"/>
+    </w:rPr>
+  </w:style>
+  <w:style w:type="paragraph" w:styleId="Szvegblokk">
     <w:name w:val="Block Text"/>
-    <w:basedOn w:val="BodyText"/>
-    <w:next w:val="BodyText"/>
+    <w:basedOn w:val="Szvegtrzs"/>
+    <w:next w:val="Szvegtrzs"/>
     <w:uiPriority w:val="9"/>
     <w:unhideWhenUsed/>
     <w:qFormat/>
     <w:pPr>
-      <w:spacing w:after="100" w:before="100"/>
-      <w:ind w:firstLine="0" w:left="480" w:right="480"/>
+      <w:spacing w:before="100" w:after="100"/>
+      <w:ind w:left="480" w:right="480"/>
     </w:pPr>
   </w:style>
-  <w:style w:styleId="FootnoteText" w:type="paragraph">
-    <w:name w:val="Footnote Text"/>
-    <w:basedOn w:val="Normal"/>
-    <w:next w:val="FootnoteText"/>
+  <w:style w:type="paragraph" w:styleId="Lbjegyzetszveg">
+    <w:name w:val="footnote text"/>
+    <w:basedOn w:val="Norml"/>
     <w:uiPriority w:val="9"/>
     <w:unhideWhenUsed/>
     <w:qFormat/>
   </w:style>
-  <w:style w:styleId="FootnoteBlockText" w:type="paragraph">
+  <w:style w:type="paragraph" w:customStyle="1" w:styleId="FootnoteBlockText">
     <w:name w:val="Footnote Block Text"/>
-    <w:basedOn w:val="FootnoteText"/>
-    <w:next w:val="FootnoteText"/>
+    <w:basedOn w:val="Lbjegyzetszveg"/>
+    <w:next w:val="Lbjegyzetszveg"/>
     <w:uiPriority w:val="9"/>
     <w:unhideWhenUsed/>
     <w:qFormat/>
     <w:pPr>
-      <w:spacing w:after="100" w:before="100"/>
-      <w:ind w:firstLine="0" w:left="480" w:right="480"/>
+      <w:spacing w:before="100" w:after="100"/>
+      <w:ind w:left="480" w:right="480"/>
     </w:pPr>
   </w:style>
-  <w:style w:default="1" w:styleId="DefaultParagraphFont" w:type="character">
-    <w:name w:val="Default Paragraph Font"/>
-    <w:semiHidden/>
-    <w:unhideWhenUsed/>
-  </w:style>
-  <w:style w:default="1" w:styleId="Table" w:type="table">
+  <w:style w:type="table" w:customStyle="1" w:styleId="Table">
     <w:name w:val="Table"/>
-    <w:basedOn w:val="TableNormal"/>
     <w:semiHidden/>
     <w:unhideWhenUsed/>
     <w:qFormat/>
     <w:tblPr>
-      <w:tblInd w:type="dxa" w:w="0"/>
+      <w:tblInd w:w="0" w:type="dxa"/>
       <w:tblCellMar>
-        <w:top w:type="dxa" w:w="0"/>
-        <w:left w:type="dxa" w:w="108"/>
-        <w:bottom w:type="dxa" w:w="0"/>
-        <w:right w:type="dxa" w:w="108"/>
+        <w:top w:w="0" w:type="dxa"/>
+        <w:left w:w="108" w:type="dxa"/>
+        <w:bottom w:w="0" w:type="dxa"/>
+        <w:right w:w="108" w:type="dxa"/>
       </w:tblCellMar>
     </w:tblPr>
     <w:tblStylePr w:type="firstRow">
       <w:tblPr>
         <w:jc w:val="left"/>
-        <w:tblInd w:type="dxa" w:w="0"/>
       </w:tblPr>
       <w:trPr>
         <w:jc w:val="left"/>
       </w:trPr>
       <w:tcPr>
         <w:tcBorders>
-          <w:bottom w:val="single"/>
+          <w:bottom w:val="single" w:sz="0" w:space="0" w:color="auto"/>
         </w:tcBorders>
         <w:vAlign w:val="bottom"/>
       </w:tcPr>
     </w:tblStylePr>
   </w:style>
-  <w:style w:customStyle="1" w:styleId="DefinitionTerm" w:type="paragraph">
+  <w:style w:type="paragraph" w:customStyle="1" w:styleId="DefinitionTerm">
     <w:name w:val="Definition Term"/>
-    <w:basedOn w:val="Normal"/>
+    <w:basedOn w:val="Norml"/>
     <w:next w:val="Definition"/>
     <w:pPr>
       <w:keepNext/>
@@ -1628,78 +3022,79 @@
       <w:b/>
     </w:rPr>
   </w:style>
-  <w:style w:customStyle="1" w:styleId="Definition" w:type="paragraph">
+  <w:style w:type="paragraph" w:customStyle="1" w:styleId="Definition">
     <w:name w:val="Definition"/>
-    <w:basedOn w:val="Normal"/>
-  </w:style>
-  <w:style w:styleId="Caption" w:type="paragraph">
-    <w:name w:val="Caption"/>
-    <w:basedOn w:val="Normal"/>
-    <w:link w:val="BodyTextChar"/>
+    <w:basedOn w:val="Norml"/>
+  </w:style>
+  <w:style w:type="paragraph" w:styleId="Kpalrs">
+    <w:name w:val="caption"/>
+    <w:basedOn w:val="Norml"/>
+    <w:link w:val="KpalrsChar"/>
     <w:pPr>
-      <w:spacing w:after="120" w:before="0"/>
+      <w:spacing w:after="120"/>
     </w:pPr>
     <w:rPr>
       <w:i/>
     </w:rPr>
   </w:style>
-  <w:style w:customStyle="1" w:styleId="TableCaption" w:type="paragraph">
+  <w:style w:type="paragraph" w:customStyle="1" w:styleId="TableCaption">
     <w:name w:val="Table Caption"/>
-    <w:basedOn w:val="Caption"/>
+    <w:basedOn w:val="Kpalrs"/>
     <w:pPr>
       <w:keepNext/>
     </w:pPr>
   </w:style>
-  <w:style w:customStyle="1" w:styleId="ImageCaption" w:type="paragraph">
+  <w:style w:type="paragraph" w:customStyle="1" w:styleId="ImageCaption">
     <w:name w:val="Image Caption"/>
-    <w:basedOn w:val="Caption"/>
-  </w:style>
-  <w:style w:customStyle="1" w:styleId="Figure" w:type="paragraph">
+    <w:basedOn w:val="Kpalrs"/>
+  </w:style>
+  <w:style w:type="paragraph" w:customStyle="1" w:styleId="Figure">
     <w:name w:val="Figure"/>
-    <w:basedOn w:val="Normal"/>
-  </w:style>
-  <w:style w:customStyle="1" w:styleId="CaptionedFigure" w:type="paragraph">
+    <w:basedOn w:val="Norml"/>
+  </w:style>
+  <w:style w:type="paragraph" w:customStyle="1" w:styleId="CaptionedFigure">
     <w:name w:val="Captioned Figure"/>
     <w:basedOn w:val="Figure"/>
     <w:pPr>
       <w:keepNext/>
     </w:pPr>
   </w:style>
-  <w:style w:customStyle="1" w:styleId="BodyTextChar" w:type="character">
-    <w:name w:val="Body Text Char"/>
-    <w:basedOn w:val="DefaultParagraphFont"/>
-    <w:link w:val="BodyText"/>
-  </w:style>
-  <w:style w:customStyle="1" w:styleId="VerbatimChar" w:type="character">
+  <w:style w:type="character" w:customStyle="1" w:styleId="KpalrsChar">
+    <w:name w:val="Képaláírás Char"/>
+    <w:basedOn w:val="Bekezdsalapbettpusa"/>
+    <w:link w:val="Kpalrs"/>
+  </w:style>
+  <w:style w:type="character" w:customStyle="1" w:styleId="VerbatimChar">
     <w:name w:val="Verbatim Char"/>
-    <w:basedOn w:val="BodyTextChar"/>
+    <w:basedOn w:val="KpalrsChar"/>
+    <w:link w:val="SourceCode"/>
     <w:rPr>
       <w:rFonts w:ascii="Consolas" w:hAnsi="Consolas"/>
       <w:sz w:val="22"/>
     </w:rPr>
   </w:style>
-  <w:style w:customStyle="1" w:styleId="SectionNumber" w:type="character">
+  <w:style w:type="character" w:customStyle="1" w:styleId="SectionNumber">
     <w:name w:val="Section Number"/>
-    <w:basedOn w:val="BodyTextChar"/>
-  </w:style>
-  <w:style w:styleId="FootnoteReference" w:type="character">
-    <w:name w:val="Footnote Reference"/>
-    <w:basedOn w:val="BodyTextChar"/>
+    <w:basedOn w:val="KpalrsChar"/>
+  </w:style>
+  <w:style w:type="character" w:styleId="Lbjegyzet-hivatkozs">
+    <w:name w:val="footnote reference"/>
+    <w:basedOn w:val="KpalrsChar"/>
     <w:rPr>
       <w:vertAlign w:val="superscript"/>
     </w:rPr>
   </w:style>
-  <w:style w:styleId="Hyperlink" w:type="character">
+  <w:style w:type="character" w:styleId="Hiperhivatkozs">
     <w:name w:val="Hyperlink"/>
-    <w:basedOn w:val="BodyTextChar"/>
-    <w:rPr>
-      <w:color w:themeColor="accent1" w:val="4F81BD"/>
-    </w:rPr>
-  </w:style>
-  <w:style w:styleId="TOCHeading" w:type="paragraph">
+    <w:basedOn w:val="KpalrsChar"/>
+    <w:rPr>
+      <w:color w:val="156082" w:themeColor="accent1"/>
+    </w:rPr>
+  </w:style>
+  <w:style w:type="paragraph" w:styleId="Tartalomjegyzkcmsora">
     <w:name w:val="TOC Heading"/>
-    <w:basedOn w:val="Heading1"/>
-    <w:next w:val="BodyText"/>
+    <w:basedOn w:val="Cmsor1"/>
+    <w:next w:val="Szvegtrzs"/>
     <w:uiPriority w:val="39"/>
     <w:unhideWhenUsed/>
     <w:qFormat/>
@@ -1707,246 +3102,305 @@
       <w:spacing w:before="240" w:line="259" w:lineRule="auto"/>
       <w:outlineLvl w:val="9"/>
     </w:pPr>
-    <w:rPr>
-      <w:rFonts w:asciiTheme="majorHAnsi" w:cstheme="majorBidi" w:eastAsiaTheme="majorEastAsia" w:hAnsiTheme="majorHAnsi"/>
-      <w:b w:val="0"/>
-      <w:bCs w:val="0"/>
-      <w:color w:themeColor="accent1" w:themeShade="BF" w:val="365F91"/>
-    </w:rPr>
   </w:style>
   <w:style w:type="paragraph" w:customStyle="1" w:styleId="SourceCode">
     <w:name w:val="Source Code"/>
-    <w:basedOn w:val="Normal"/>
+    <w:basedOn w:val="Norml"/>
     <w:link w:val="VerbatimChar"/>
     <w:pPr>
-      <w:wordWrap w:val="off"/>
+      <w:wordWrap w:val="0"/>
     </w:pPr>
   </w:style>
   <w:style w:type="character" w:customStyle="1" w:styleId="KeywordTok">
     <w:name w:val="KeywordTok"/>
     <w:basedOn w:val="VerbatimChar"/>
     <w:rPr>
+      <w:rFonts w:ascii="Consolas" w:hAnsi="Consolas"/>
       <w:b/>
       <w:color w:val="007020"/>
+      <w:sz w:val="22"/>
     </w:rPr>
   </w:style>
   <w:style w:type="character" w:customStyle="1" w:styleId="DataTypeTok">
     <w:name w:val="DataTypeTok"/>
     <w:basedOn w:val="VerbatimChar"/>
     <w:rPr>
+      <w:rFonts w:ascii="Consolas" w:hAnsi="Consolas"/>
       <w:color w:val="902000"/>
+      <w:sz w:val="22"/>
     </w:rPr>
   </w:style>
   <w:style w:type="character" w:customStyle="1" w:styleId="DecValTok">
     <w:name w:val="DecValTok"/>
     <w:basedOn w:val="VerbatimChar"/>
     <w:rPr>
-      <w:color w:val="40a070"/>
+      <w:rFonts w:ascii="Consolas" w:hAnsi="Consolas"/>
+      <w:color w:val="40A070"/>
+      <w:sz w:val="22"/>
     </w:rPr>
   </w:style>
   <w:style w:type="character" w:customStyle="1" w:styleId="BaseNTok">
     <w:name w:val="BaseNTok"/>
     <w:basedOn w:val="VerbatimChar"/>
     <w:rPr>
-      <w:color w:val="40a070"/>
+      <w:rFonts w:ascii="Consolas" w:hAnsi="Consolas"/>
+      <w:color w:val="40A070"/>
+      <w:sz w:val="22"/>
     </w:rPr>
   </w:style>
   <w:style w:type="character" w:customStyle="1" w:styleId="FloatTok">
     <w:name w:val="FloatTok"/>
     <w:basedOn w:val="VerbatimChar"/>
     <w:rPr>
-      <w:color w:val="40a070"/>
+      <w:rFonts w:ascii="Consolas" w:hAnsi="Consolas"/>
+      <w:color w:val="40A070"/>
+      <w:sz w:val="22"/>
     </w:rPr>
   </w:style>
   <w:style w:type="character" w:customStyle="1" w:styleId="ConstantTok">
     <w:name w:val="ConstantTok"/>
     <w:basedOn w:val="VerbatimChar"/>
     <w:rPr>
+      <w:rFonts w:ascii="Consolas" w:hAnsi="Consolas"/>
       <w:color w:val="880000"/>
+      <w:sz w:val="22"/>
     </w:rPr>
   </w:style>
   <w:style w:type="character" w:customStyle="1" w:styleId="CharTok">
     <w:name w:val="CharTok"/>
     <w:basedOn w:val="VerbatimChar"/>
     <w:rPr>
-      <w:color w:val="4070a0"/>
+      <w:rFonts w:ascii="Consolas" w:hAnsi="Consolas"/>
+      <w:color w:val="4070A0"/>
+      <w:sz w:val="22"/>
     </w:rPr>
   </w:style>
   <w:style w:type="character" w:customStyle="1" w:styleId="SpecialCharTok">
     <w:name w:val="SpecialCharTok"/>
     <w:basedOn w:val="VerbatimChar"/>
     <w:rPr>
-      <w:color w:val="4070a0"/>
+      <w:rFonts w:ascii="Consolas" w:hAnsi="Consolas"/>
+      <w:color w:val="4070A0"/>
+      <w:sz w:val="22"/>
     </w:rPr>
   </w:style>
   <w:style w:type="character" w:customStyle="1" w:styleId="StringTok">
     <w:name w:val="StringTok"/>
     <w:basedOn w:val="VerbatimChar"/>
     <w:rPr>
-      <w:color w:val="4070a0"/>
+      <w:rFonts w:ascii="Consolas" w:hAnsi="Consolas"/>
+      <w:color w:val="4070A0"/>
+      <w:sz w:val="22"/>
     </w:rPr>
   </w:style>
   <w:style w:type="character" w:customStyle="1" w:styleId="VerbatimStringTok">
     <w:name w:val="VerbatimStringTok"/>
     <w:basedOn w:val="VerbatimChar"/>
     <w:rPr>
-      <w:color w:val="4070a0"/>
+      <w:rFonts w:ascii="Consolas" w:hAnsi="Consolas"/>
+      <w:color w:val="4070A0"/>
+      <w:sz w:val="22"/>
     </w:rPr>
   </w:style>
   <w:style w:type="character" w:customStyle="1" w:styleId="SpecialStringTok">
     <w:name w:val="SpecialStringTok"/>
     <w:basedOn w:val="VerbatimChar"/>
     <w:rPr>
-      <w:color w:val="bb6688"/>
+      <w:rFonts w:ascii="Consolas" w:hAnsi="Consolas"/>
+      <w:color w:val="BB6688"/>
+      <w:sz w:val="22"/>
     </w:rPr>
   </w:style>
   <w:style w:type="character" w:customStyle="1" w:styleId="ImportTok">
     <w:name w:val="ImportTok"/>
     <w:basedOn w:val="VerbatimChar"/>
     <w:rPr>
+      <w:rFonts w:ascii="Consolas" w:hAnsi="Consolas"/>
       <w:b/>
       <w:color w:val="008000"/>
+      <w:sz w:val="22"/>
     </w:rPr>
   </w:style>
   <w:style w:type="character" w:customStyle="1" w:styleId="CommentTok">
     <w:name w:val="CommentTok"/>
     <w:basedOn w:val="VerbatimChar"/>
     <w:rPr>
+      <w:rFonts w:ascii="Consolas" w:hAnsi="Consolas"/>
       <w:i/>
-      <w:color w:val="60a0b0"/>
+      <w:color w:val="60A0B0"/>
+      <w:sz w:val="22"/>
     </w:rPr>
   </w:style>
   <w:style w:type="character" w:customStyle="1" w:styleId="DocumentationTok">
     <w:name w:val="DocumentationTok"/>
     <w:basedOn w:val="VerbatimChar"/>
     <w:rPr>
+      <w:rFonts w:ascii="Consolas" w:hAnsi="Consolas"/>
       <w:i/>
-      <w:color w:val="ba2121"/>
+      <w:color w:val="BA2121"/>
+      <w:sz w:val="22"/>
     </w:rPr>
   </w:style>
   <w:style w:type="character" w:customStyle="1" w:styleId="AnnotationTok">
     <w:name w:val="AnnotationTok"/>
     <w:basedOn w:val="VerbatimChar"/>
     <w:rPr>
+      <w:rFonts w:ascii="Consolas" w:hAnsi="Consolas"/>
       <w:b/>
       <w:i/>
-      <w:color w:val="60a0b0"/>
+      <w:color w:val="60A0B0"/>
+      <w:sz w:val="22"/>
     </w:rPr>
   </w:style>
   <w:style w:type="character" w:customStyle="1" w:styleId="CommentVarTok">
     <w:name w:val="CommentVarTok"/>
     <w:basedOn w:val="VerbatimChar"/>
     <w:rPr>
+      <w:rFonts w:ascii="Consolas" w:hAnsi="Consolas"/>
       <w:b/>
       <w:i/>
-      <w:color w:val="60a0b0"/>
+      <w:color w:val="60A0B0"/>
+      <w:sz w:val="22"/>
     </w:rPr>
   </w:style>
   <w:style w:type="character" w:customStyle="1" w:styleId="OtherTok">
     <w:name w:val="OtherTok"/>
     <w:basedOn w:val="VerbatimChar"/>
     <w:rPr>
+      <w:rFonts w:ascii="Consolas" w:hAnsi="Consolas"/>
       <w:color w:val="007020"/>
+      <w:sz w:val="22"/>
     </w:rPr>
   </w:style>
   <w:style w:type="character" w:customStyle="1" w:styleId="FunctionTok">
     <w:name w:val="FunctionTok"/>
     <w:basedOn w:val="VerbatimChar"/>
     <w:rPr>
-      <w:color w:val="06287e"/>
+      <w:rFonts w:ascii="Consolas" w:hAnsi="Consolas"/>
+      <w:color w:val="06287E"/>
+      <w:sz w:val="22"/>
     </w:rPr>
   </w:style>
   <w:style w:type="character" w:customStyle="1" w:styleId="VariableTok">
     <w:name w:val="VariableTok"/>
     <w:basedOn w:val="VerbatimChar"/>
     <w:rPr>
-      <w:color w:val="19177c"/>
+      <w:rFonts w:ascii="Consolas" w:hAnsi="Consolas"/>
+      <w:color w:val="19177C"/>
+      <w:sz w:val="22"/>
     </w:rPr>
   </w:style>
   <w:style w:type="character" w:customStyle="1" w:styleId="ControlFlowTok">
     <w:name w:val="ControlFlowTok"/>
     <w:basedOn w:val="VerbatimChar"/>
     <w:rPr>
+      <w:rFonts w:ascii="Consolas" w:hAnsi="Consolas"/>
       <w:b/>
       <w:color w:val="007020"/>
+      <w:sz w:val="22"/>
     </w:rPr>
   </w:style>
   <w:style w:type="character" w:customStyle="1" w:styleId="OperatorTok">
     <w:name w:val="OperatorTok"/>
     <w:basedOn w:val="VerbatimChar"/>
     <w:rPr>
+      <w:rFonts w:ascii="Consolas" w:hAnsi="Consolas"/>
       <w:color w:val="666666"/>
+      <w:sz w:val="22"/>
     </w:rPr>
   </w:style>
   <w:style w:type="character" w:customStyle="1" w:styleId="BuiltInTok">
     <w:name w:val="BuiltInTok"/>
     <w:basedOn w:val="VerbatimChar"/>
     <w:rPr>
+      <w:rFonts w:ascii="Consolas" w:hAnsi="Consolas"/>
       <w:color w:val="008000"/>
+      <w:sz w:val="22"/>
     </w:rPr>
   </w:style>
   <w:style w:type="character" w:customStyle="1" w:styleId="ExtensionTok">
     <w:name w:val="ExtensionTok"/>
     <w:basedOn w:val="VerbatimChar"/>
-    <w:rPr/>
+    <w:rPr>
+      <w:rFonts w:ascii="Consolas" w:hAnsi="Consolas"/>
+      <w:sz w:val="22"/>
+    </w:rPr>
   </w:style>
   <w:style w:type="character" w:customStyle="1" w:styleId="PreprocessorTok">
     <w:name w:val="PreprocessorTok"/>
     <w:basedOn w:val="VerbatimChar"/>
     <w:rPr>
-      <w:color w:val="bc7a00"/>
+      <w:rFonts w:ascii="Consolas" w:hAnsi="Consolas"/>
+      <w:color w:val="BC7A00"/>
+      <w:sz w:val="22"/>
     </w:rPr>
   </w:style>
   <w:style w:type="character" w:customStyle="1" w:styleId="AttributeTok">
     <w:name w:val="AttributeTok"/>
     <w:basedOn w:val="VerbatimChar"/>
     <w:rPr>
-      <w:color w:val="7d9029"/>
+      <w:rFonts w:ascii="Consolas" w:hAnsi="Consolas"/>
+      <w:color w:val="7D9029"/>
+      <w:sz w:val="22"/>
     </w:rPr>
   </w:style>
   <w:style w:type="character" w:customStyle="1" w:styleId="RegionMarkerTok">
     <w:name w:val="RegionMarkerTok"/>
     <w:basedOn w:val="VerbatimChar"/>
-    <w:rPr/>
+    <w:rPr>
+      <w:rFonts w:ascii="Consolas" w:hAnsi="Consolas"/>
+      <w:sz w:val="22"/>
+    </w:rPr>
   </w:style>
   <w:style w:type="character" w:customStyle="1" w:styleId="InformationTok">
     <w:name w:val="InformationTok"/>
     <w:basedOn w:val="VerbatimChar"/>
     <w:rPr>
+      <w:rFonts w:ascii="Consolas" w:hAnsi="Consolas"/>
       <w:b/>
       <w:i/>
-      <w:color w:val="60a0b0"/>
+      <w:color w:val="60A0B0"/>
+      <w:sz w:val="22"/>
     </w:rPr>
   </w:style>
   <w:style w:type="character" w:customStyle="1" w:styleId="WarningTok">
     <w:name w:val="WarningTok"/>
     <w:basedOn w:val="VerbatimChar"/>
     <w:rPr>
+      <w:rFonts w:ascii="Consolas" w:hAnsi="Consolas"/>
       <w:b/>
       <w:i/>
-      <w:color w:val="60a0b0"/>
+      <w:color w:val="60A0B0"/>
+      <w:sz w:val="22"/>
     </w:rPr>
   </w:style>
   <w:style w:type="character" w:customStyle="1" w:styleId="AlertTok">
     <w:name w:val="AlertTok"/>
     <w:basedOn w:val="VerbatimChar"/>
     <w:rPr>
+      <w:rFonts w:ascii="Consolas" w:hAnsi="Consolas"/>
       <w:b/>
-      <w:color w:val="ff0000"/>
+      <w:color w:val="FF0000"/>
+      <w:sz w:val="22"/>
     </w:rPr>
   </w:style>
   <w:style w:type="character" w:customStyle="1" w:styleId="ErrorTok">
     <w:name w:val="ErrorTok"/>
     <w:basedOn w:val="VerbatimChar"/>
     <w:rPr>
+      <w:rFonts w:ascii="Consolas" w:hAnsi="Consolas"/>
       <w:b/>
-      <w:color w:val="ff0000"/>
+      <w:color w:val="FF0000"/>
+      <w:sz w:val="22"/>
     </w:rPr>
   </w:style>
   <w:style w:type="character" w:customStyle="1" w:styleId="NormalTok">
     <w:name w:val="NormalTok"/>
     <w:basedOn w:val="VerbatimChar"/>
-    <w:rPr/>
+    <w:rPr>
+      <w:rFonts w:ascii="Consolas" w:hAnsi="Consolas"/>
+      <w:sz w:val="22"/>
+    </w:rPr>
   </w:style>
 </w:styles>
 </file>
